--- a/Documents/SVH Outline.docx
+++ b/Documents/SVH Outline.docx
@@ -10,12 +10,116 @@
           <w:szCs w:val="24"/>
         </w:rPr>
       </w:pPr>
+      <w:bookmarkStart w:id="0" w:name="_Hlk227151115"/>
       <w:r>
         <w:rPr>
           <w:rFonts w:ascii="Times New Roman" w:eastAsia="Times New Roman" w:hAnsi="Times New Roman" w:cs="Times New Roman"/>
           <w:sz w:val="24"/>
           <w:szCs w:val="24"/>
         </w:rPr>
+        <w:t>Abstract</w:t>
+      </w:r>
+    </w:p>
+    <w:p>
+      <w:pPr>
+        <w:rPr>
+          <w:rFonts w:ascii="Times New Roman" w:eastAsia="Times New Roman" w:hAnsi="Times New Roman" w:cs="Times New Roman"/>
+          <w:sz w:val="24"/>
+          <w:szCs w:val="24"/>
+        </w:rPr>
+      </w:pPr>
+      <w:r>
+        <w:rPr>
+          <w:rFonts w:ascii="Times New Roman" w:eastAsia="Times New Roman" w:hAnsi="Times New Roman" w:cs="Times New Roman"/>
+          <w:sz w:val="24"/>
+          <w:szCs w:val="24"/>
+        </w:rPr>
+        <w:t xml:space="preserve">Biodiversity plays a critical role in maintaining ecosystem function, yet monitoring its spatial and temporal dynamics remains a significant challenge, particularly in forested systems. Recent advances in </w:t>
+      </w:r>
+      <w:r>
+        <w:rPr>
+          <w:rFonts w:ascii="Times New Roman" w:eastAsia="Times New Roman" w:hAnsi="Times New Roman" w:cs="Times New Roman"/>
+          <w:sz w:val="24"/>
+          <w:szCs w:val="24"/>
+        </w:rPr>
+        <w:t xml:space="preserve">hyperspectral </w:t>
+      </w:r>
+      <w:r>
+        <w:rPr>
+          <w:rFonts w:ascii="Times New Roman" w:eastAsia="Times New Roman" w:hAnsi="Times New Roman" w:cs="Times New Roman"/>
+          <w:sz w:val="24"/>
+          <w:szCs w:val="24"/>
+        </w:rPr>
+        <w:t>remote sensing provide new opportunities to assess biodiversity across large spatial scales. Leaf spectral reflectance is influenced by biochemical and structural traits that are shaped by evolutionary history, suggesting that spectral variation may serve as a proxy for phylogenetic diversity.</w:t>
+      </w:r>
+      <w:r>
+        <w:rPr>
+          <w:rFonts w:ascii="Times New Roman" w:eastAsia="Times New Roman" w:hAnsi="Times New Roman" w:cs="Times New Roman"/>
+          <w:sz w:val="24"/>
+          <w:szCs w:val="24"/>
+        </w:rPr>
+        <w:t xml:space="preserve"> </w:t>
+      </w:r>
+      <w:r>
+        <w:rPr>
+          <w:rFonts w:ascii="Times New Roman" w:eastAsia="Times New Roman" w:hAnsi="Times New Roman" w:cs="Times New Roman"/>
+          <w:sz w:val="24"/>
+          <w:szCs w:val="24"/>
+        </w:rPr>
+        <w:t xml:space="preserve">In this study, we investigate the relationship between spectral heterogeneity and phylogenetic diversity in a temperate forest system. We utilize census data collected during the 2024–2025 </w:t>
+      </w:r>
+      <w:proofErr w:type="spellStart"/>
+      <w:r>
+        <w:rPr>
+          <w:rFonts w:ascii="Times New Roman" w:eastAsia="Times New Roman" w:hAnsi="Times New Roman" w:cs="Times New Roman"/>
+          <w:sz w:val="24"/>
+          <w:szCs w:val="24"/>
+        </w:rPr>
+        <w:t>recensus</w:t>
+      </w:r>
+      <w:proofErr w:type="spellEnd"/>
+      <w:r>
+        <w:rPr>
+          <w:rFonts w:ascii="Times New Roman" w:eastAsia="Times New Roman" w:hAnsi="Times New Roman" w:cs="Times New Roman"/>
+          <w:sz w:val="24"/>
+          <w:szCs w:val="24"/>
+        </w:rPr>
+        <w:t xml:space="preserve"> of the 20-hectare Paint Rock Forest Dynamic Plot, which includes species identity, diameter at breast height (DBH), spatial location, and canopy position for over 29,000 trees. These data were used to generate spatial representations of species composition and phylogenetic diversity, serving as ground reference for drone-acquired hyperspectral imagery collected in July 2024.</w:t>
+      </w:r>
+    </w:p>
+    <w:p>
+      <w:pPr>
+        <w:rPr>
+          <w:ins w:id="1" w:author="PaintRock" w:date="2026-04-15T08:44:00Z"/>
+          <w:rFonts w:ascii="Times New Roman" w:eastAsia="Times New Roman" w:hAnsi="Times New Roman" w:cs="Times New Roman"/>
+          <w:sz w:val="24"/>
+          <w:szCs w:val="24"/>
+        </w:rPr>
+      </w:pPr>
+      <w:r>
+        <w:rPr>
+          <w:rFonts w:ascii="Times New Roman" w:eastAsia="Times New Roman" w:hAnsi="Times New Roman" w:cs="Times New Roman"/>
+          <w:sz w:val="24"/>
+          <w:szCs w:val="24"/>
+        </w:rPr>
+        <w:t>Our results indicate that spectral variation captures a measurable component of phylogenetic diversity across the landscape. Specifically, we found that approximately 8% of the spectral heterogeneity can be explained by the calculated phylogenetic diversity. However, additional factors, including topography and water availability, also play important roles in shaping spectral patterns. These findings highlight both the potential and limitations of using hyperspectral data as a proxy for biodiversity, and underscore the need to account for environmental drivers when interpreting remotely sensed signals.</w:t>
+      </w:r>
+    </w:p>
+    <w:bookmarkEnd w:id="0"/>
+    <w:p>
+      <w:pPr>
+        <w:rPr>
+          <w:rFonts w:ascii="Times New Roman" w:eastAsia="Times New Roman" w:hAnsi="Times New Roman" w:cs="Times New Roman"/>
+          <w:sz w:val="24"/>
+          <w:szCs w:val="24"/>
+        </w:rPr>
+      </w:pPr>
+      <w:r>
+        <w:rPr>
+          <w:rFonts w:ascii="Times New Roman" w:eastAsia="Times New Roman" w:hAnsi="Times New Roman" w:cs="Times New Roman"/>
+          <w:sz w:val="24"/>
+          <w:szCs w:val="24"/>
+        </w:rPr>
         <w:t>Intro:</w:t>
       </w:r>
     </w:p>
@@ -33,42 +137,197 @@
           <w:sz w:val="24"/>
           <w:szCs w:val="24"/>
         </w:rPr>
-        <w:t xml:space="preserve">We show that spectral variation can be used as a proxy for phylogenetic diversity, which matters because leaf spectra may contain information about phylogenetic relationships and leaf traits. </w:t>
-      </w:r>
-    </w:p>
-    <w:p>
-      <w:pPr>
+        <w:t xml:space="preserve">We show that spectral variation can be used as a proxy for phylogenetic diversity, which matters because leaf spectra </w:t>
+      </w:r>
+      <w:r>
         <w:rPr>
           <w:rFonts w:ascii="Times New Roman" w:eastAsia="Times New Roman" w:hAnsi="Times New Roman" w:cs="Times New Roman"/>
           <w:sz w:val="24"/>
           <w:szCs w:val="24"/>
         </w:rPr>
-      </w:pPr>
+        <w:t>may be related to phylogeny</w:t>
+      </w:r>
       <w:r>
         <w:rPr>
           <w:rFonts w:ascii="Times New Roman" w:eastAsia="Times New Roman" w:hAnsi="Times New Roman" w:cs="Times New Roman"/>
           <w:sz w:val="24"/>
           <w:szCs w:val="24"/>
         </w:rPr>
-        <w:t>Biodiversity is crucial for ecosystems around the world. Monitoring the change of biodiversity in forest systems is an important tool in combating the loss of biodiversity. With recent developments in remote sensing technologies we are now able to collected hyperspectral information over larger areas highlighting the need for methods of which to process this data and create products that can help inform decisions affecting ecosystem conservation.</w:t>
-      </w:r>
-    </w:p>
-    <w:p>
-      <w:pPr>
-        <w:rPr>
-          <w:rFonts w:ascii="Times New Roman" w:eastAsia="Times New Roman" w:hAnsi="Times New Roman" w:cs="Times New Roman"/>
-          <w:sz w:val="24"/>
-          <w:szCs w:val="24"/>
-        </w:rPr>
-      </w:pPr>
-      <w:r>
-        <w:rPr>
-          <w:rFonts w:ascii="Times New Roman" w:eastAsia="Times New Roman" w:hAnsi="Times New Roman" w:cs="Times New Roman"/>
-          <w:sz w:val="24"/>
-          <w:szCs w:val="24"/>
-        </w:rPr>
-        <w:t xml:space="preserve">Tree species have evolved throughout time and have broken off into phylogenetic orders to better adapt to their environment and acquire and distribute resources. This evolution directly affects the   chemical and structural properties of leaves which were optimized for physiological functions, growth and survival. But other factors such as current climate and environmental conditions can affect leave properties. The purpose of this study is to determine how much of the phylogenetic diversity can be explain from the leaf spectral information. </w:t>
-      </w:r>
+        <w:t xml:space="preserve"> and leaf traits. </w:t>
+      </w:r>
+    </w:p>
+    <w:p>
+      <w:pPr>
+        <w:rPr>
+          <w:rFonts w:ascii="Times New Roman" w:hAnsi="Times New Roman" w:cs="Times New Roman"/>
+          <w:sz w:val="24"/>
+          <w:szCs w:val="24"/>
+        </w:rPr>
+      </w:pPr>
+      <w:r>
+        <w:rPr>
+          <w:rFonts w:ascii="Times New Roman" w:hAnsi="Times New Roman" w:cs="Times New Roman"/>
+          <w:sz w:val="24"/>
+          <w:szCs w:val="24"/>
+        </w:rPr>
+        <w:t>Biodiversity plays a critical role in maintaining ecosystem function, resilience, and productivity, making the monitoring of biodiversity change in forest systems an essential component of conservation efforts. Recent advances in remote sensing technologies, particularly hyperspectral imaging, now enable the collection of detailed spectral information over large spatial extents. These developments create a growing need for analytical methods capable of transforming high-dimensional spectral data into meaningful products that can be used to monitor biological diversity (Cavender-Bares et al., 2016).</w:t>
+      </w:r>
+    </w:p>
+    <w:p>
+      <w:pPr>
+        <w:rPr>
+          <w:rFonts w:ascii="Times New Roman" w:hAnsi="Times New Roman" w:cs="Times New Roman"/>
+          <w:sz w:val="24"/>
+          <w:szCs w:val="24"/>
+        </w:rPr>
+      </w:pPr>
+      <w:r>
+        <w:rPr>
+          <w:rFonts w:ascii="Times New Roman" w:hAnsi="Times New Roman" w:cs="Times New Roman"/>
+          <w:sz w:val="24"/>
+          <w:szCs w:val="24"/>
+        </w:rPr>
+        <w:t>Tree species have evolved over time into distinct phylogenetic lineages, adapting to their environments through changes in resource acquisition, allocation, and physiological function. This evolutionary history is reflected in the chemical and structural properties of leaves, which influence how light is absorbed, transmitted, and reflected across the electromagnetic spectrum. While leaf traits are shaped by phylogeny, they are also influenced by current climatic and environmental factors, complicating the spectral signal observed by hyperspectral sensors</w:t>
+      </w:r>
+      <w:r>
+        <w:rPr>
+          <w:rFonts w:ascii="Times New Roman" w:hAnsi="Times New Roman" w:cs="Times New Roman"/>
+          <w:sz w:val="24"/>
+          <w:szCs w:val="24"/>
+        </w:rPr>
+        <w:t>.</w:t>
+      </w:r>
+    </w:p>
+    <w:p>
+      <w:pPr>
+        <w:rPr>
+          <w:rFonts w:ascii="Times New Roman" w:hAnsi="Times New Roman" w:cs="Times New Roman"/>
+          <w:sz w:val="24"/>
+          <w:szCs w:val="24"/>
+        </w:rPr>
+      </w:pPr>
+    </w:p>
+    <w:p>
+      <w:pPr>
+        <w:pStyle w:val="ListParagraph"/>
+        <w:numPr>
+          <w:ilvl w:val="0"/>
+          <w:numId w:val="6"/>
+        </w:numPr>
+        <w:rPr>
+          <w:rFonts w:ascii="Times New Roman" w:hAnsi="Times New Roman" w:cs="Times New Roman"/>
+          <w:sz w:val="24"/>
+          <w:szCs w:val="24"/>
+        </w:rPr>
+      </w:pPr>
+      <w:r>
+        <w:rPr>
+          <w:rFonts w:ascii="Times New Roman" w:hAnsi="Times New Roman" w:cs="Times New Roman"/>
+          <w:sz w:val="24"/>
+          <w:szCs w:val="24"/>
+        </w:rPr>
+        <w:t xml:space="preserve">Scale dependency </w:t>
+      </w:r>
+    </w:p>
+    <w:p>
+      <w:pPr>
+        <w:pStyle w:val="ListParagraph"/>
+        <w:numPr>
+          <w:ilvl w:val="1"/>
+          <w:numId w:val="6"/>
+        </w:numPr>
+        <w:rPr>
+          <w:rFonts w:ascii="Times New Roman" w:hAnsi="Times New Roman" w:cs="Times New Roman"/>
+          <w:sz w:val="24"/>
+          <w:szCs w:val="24"/>
+        </w:rPr>
+      </w:pPr>
+      <w:r>
+        <w:rPr>
+          <w:rFonts w:ascii="Times New Roman" w:hAnsi="Times New Roman" w:cs="Times New Roman"/>
+          <w:sz w:val="24"/>
+          <w:szCs w:val="24"/>
+        </w:rPr>
+        <w:t>How spectral and species diversity is diluted with increasing spectral scale.</w:t>
+      </w:r>
+      <w:bookmarkStart w:id="2" w:name="_GoBack"/>
+      <w:bookmarkEnd w:id="2"/>
+    </w:p>
+    <w:p>
+      <w:pPr>
+        <w:pStyle w:val="ListParagraph"/>
+        <w:numPr>
+          <w:ilvl w:val="0"/>
+          <w:numId w:val="6"/>
+        </w:numPr>
+        <w:rPr>
+          <w:rFonts w:ascii="Times New Roman" w:hAnsi="Times New Roman" w:cs="Times New Roman"/>
+          <w:sz w:val="24"/>
+          <w:szCs w:val="24"/>
+        </w:rPr>
+      </w:pPr>
+      <w:r>
+        <w:rPr>
+          <w:rFonts w:ascii="Times New Roman" w:hAnsi="Times New Roman" w:cs="Times New Roman"/>
+          <w:sz w:val="24"/>
+          <w:szCs w:val="24"/>
+        </w:rPr>
+        <w:t>Topographic effects of species composition</w:t>
+      </w:r>
+    </w:p>
+    <w:p>
+      <w:pPr>
+        <w:pStyle w:val="ListParagraph"/>
+        <w:numPr>
+          <w:ilvl w:val="0"/>
+          <w:numId w:val="6"/>
+        </w:numPr>
+        <w:rPr>
+          <w:rFonts w:ascii="Times New Roman" w:hAnsi="Times New Roman" w:cs="Times New Roman"/>
+          <w:sz w:val="24"/>
+          <w:szCs w:val="24"/>
+        </w:rPr>
+      </w:pPr>
+      <w:r>
+        <w:rPr>
+          <w:rFonts w:ascii="Times New Roman" w:hAnsi="Times New Roman" w:cs="Times New Roman"/>
+          <w:sz w:val="24"/>
+          <w:szCs w:val="24"/>
+        </w:rPr>
+        <w:t xml:space="preserve">Leaf spectra </w:t>
+      </w:r>
+      <w:proofErr w:type="spellStart"/>
+      <w:r>
+        <w:rPr>
+          <w:rFonts w:ascii="Times New Roman" w:hAnsi="Times New Roman" w:cs="Times New Roman"/>
+          <w:sz w:val="24"/>
+          <w:szCs w:val="24"/>
+        </w:rPr>
+        <w:t>relation ship</w:t>
+      </w:r>
+      <w:proofErr w:type="spellEnd"/>
+      <w:r>
+        <w:rPr>
+          <w:rFonts w:ascii="Times New Roman" w:hAnsi="Times New Roman" w:cs="Times New Roman"/>
+          <w:sz w:val="24"/>
+          <w:szCs w:val="24"/>
+        </w:rPr>
+        <w:t xml:space="preserve"> to taxa group</w:t>
+      </w:r>
+    </w:p>
+    <w:p>
+      <w:pPr>
+        <w:pStyle w:val="ListParagraph"/>
+        <w:numPr>
+          <w:ilvl w:val="0"/>
+          <w:numId w:val="6"/>
+        </w:numPr>
+        <w:rPr>
+          <w:rFonts w:ascii="Times New Roman" w:hAnsi="Times New Roman" w:cs="Times New Roman"/>
+          <w:sz w:val="24"/>
+          <w:szCs w:val="24"/>
+        </w:rPr>
+      </w:pPr>
     </w:p>
     <w:p>
       <w:pPr>
@@ -150,7 +409,7 @@
           <w:szCs w:val="24"/>
         </w:rPr>
       </w:pPr>
-      <w:commentRangeStart w:id="0"/>
+      <w:commentRangeStart w:id="3"/>
       <w:r>
         <w:rPr>
           <w:rFonts w:ascii="Times New Roman" w:hAnsi="Times New Roman" w:cs="Times New Roman"/>
@@ -195,7 +454,7 @@
         </w:rPr>
         <w:t xml:space="preserve"> will be conducted to determine how much of the diversity variation is explained by the spectral data.</w:t>
       </w:r>
-      <w:commentRangeEnd w:id="0"/>
+      <w:commentRangeEnd w:id="3"/>
       <w:r>
         <w:rPr>
           <w:rStyle w:val="CommentReference"/>
@@ -203,7 +462,7 @@
           <w:sz w:val="24"/>
           <w:szCs w:val="24"/>
         </w:rPr>
-        <w:commentReference w:id="0"/>
+        <w:commentReference w:id="3"/>
       </w:r>
     </w:p>
     <w:p>
@@ -222,8 +481,6 @@
           <w:szCs w:val="24"/>
         </w:rPr>
       </w:pPr>
-      <w:bookmarkStart w:id="1" w:name="_GoBack"/>
-      <w:bookmarkEnd w:id="1"/>
       <w:r>
         <w:br w:type="page"/>
       </w:r>
@@ -607,7 +864,7 @@
 
 <file path=word/comments.xml><?xml version="1.0" encoding="utf-8"?>
 <w:comments xmlns:wpc="http://schemas.microsoft.com/office/word/2010/wordprocessingCanvas" xmlns:cx="http://schemas.microsoft.com/office/drawing/2014/chartex" xmlns:cx1="http://schemas.microsoft.com/office/drawing/2015/9/8/chartex" xmlns:cx2="http://schemas.microsoft.com/office/drawing/2015/10/21/chartex" xmlns:cx3="http://schemas.microsoft.com/office/drawing/2016/5/9/chartex" xmlns:cx4="http://schemas.microsoft.com/office/drawing/2016/5/10/chartex" xmlns:cx5="http://schemas.microsoft.com/office/drawing/2016/5/11/chartex" xmlns:cx6="http://schemas.microsoft.com/office/drawing/2016/5/12/chartex" xmlns:cx7="http://schemas.microsoft.com/office/drawing/2016/5/13/chartex" xmlns:cx8="http://schemas.microsoft.com/office/drawing/2016/5/14/chartex" xmlns:mc="http://schemas.openxmlformats.org/markup-compatibility/2006" xmlns:aink="http://schemas.microsoft.com/office/drawing/2016/ink" xmlns:am3d="http://schemas.microsoft.com/office/drawing/2017/model3d" xmlns:o="urn:schemas-microsoft-com:office:office" xmlns:r="http://schemas.openxmlformats.org/officeDocument/2006/relationships" xmlns:m="http://schemas.openxmlformats.org/officeDocument/2006/math" xmlns:v="urn:schemas-microsoft-com:vml" xmlns:wp14="http://schemas.microsoft.com/office/word/2010/wordprocessingDrawing" xmlns:wp="http://schemas.openxmlformats.org/drawingml/2006/wordprocessingDrawing" xmlns:w10="urn:schemas-microsoft-com:office:word" xmlns:w="http://schemas.openxmlformats.org/wordprocessingml/2006/main" xmlns:w14="http://schemas.microsoft.com/office/word/2010/wordml" xmlns:w15="http://schemas.microsoft.com/office/word/2012/wordml" xmlns:w16cid="http://schemas.microsoft.com/office/word/2016/wordml/cid" xmlns:w16se="http://schemas.microsoft.com/office/word/2015/wordml/symex" xmlns:wpg="http://schemas.microsoft.com/office/word/2010/wordprocessingGroup" xmlns:wpi="http://schemas.microsoft.com/office/word/2010/wordprocessingInk" xmlns:wne="http://schemas.microsoft.com/office/word/2006/wordml" xmlns:wps="http://schemas.microsoft.com/office/word/2010/wordprocessingShape" mc:Ignorable="w14 w15 w16se w16cid wp14">
-  <w:comment w:id="0" w:author="Evan Tenorio" w:date="2026-03-03T20:14:00Z" w:initials="P">
+  <w:comment w:id="3" w:author="Evan Tenorio" w:date="2026-03-03T20:14:00Z" w:initials="P">
     <w:p>
       <w:pPr>
         <w:pStyle w:val="CommentText"/>
@@ -956,6 +1213,119 @@
     </w:lvl>
   </w:abstractNum>
   <w:abstractNum w:abstractNumId="3" w15:restartNumberingAfterBreak="0">
+    <w:nsid w:val="4B6B1013"/>
+    <w:multiLevelType w:val="hybridMultilevel"/>
+    <w:tmpl w:val="D4241B4E"/>
+    <w:lvl w:ilvl="0" w:tplc="04090001">
+      <w:start w:val="1"/>
+      <w:numFmt w:val="bullet"/>
+      <w:lvlText w:val=""/>
+      <w:lvlJc w:val="left"/>
+      <w:pPr>
+        <w:ind w:left="720" w:hanging="360"/>
+      </w:pPr>
+      <w:rPr>
+        <w:rFonts w:ascii="Symbol" w:hAnsi="Symbol" w:hint="default"/>
+      </w:rPr>
+    </w:lvl>
+    <w:lvl w:ilvl="1" w:tplc="04090003">
+      <w:start w:val="1"/>
+      <w:numFmt w:val="bullet"/>
+      <w:lvlText w:val="o"/>
+      <w:lvlJc w:val="left"/>
+      <w:pPr>
+        <w:ind w:left="1440" w:hanging="360"/>
+      </w:pPr>
+      <w:rPr>
+        <w:rFonts w:ascii="Courier New" w:hAnsi="Courier New" w:cs="Courier New" w:hint="default"/>
+      </w:rPr>
+    </w:lvl>
+    <w:lvl w:ilvl="2" w:tplc="04090005" w:tentative="1">
+      <w:start w:val="1"/>
+      <w:numFmt w:val="bullet"/>
+      <w:lvlText w:val=""/>
+      <w:lvlJc w:val="left"/>
+      <w:pPr>
+        <w:ind w:left="2160" w:hanging="360"/>
+      </w:pPr>
+      <w:rPr>
+        <w:rFonts w:ascii="Wingdings" w:hAnsi="Wingdings" w:hint="default"/>
+      </w:rPr>
+    </w:lvl>
+    <w:lvl w:ilvl="3" w:tplc="04090001" w:tentative="1">
+      <w:start w:val="1"/>
+      <w:numFmt w:val="bullet"/>
+      <w:lvlText w:val=""/>
+      <w:lvlJc w:val="left"/>
+      <w:pPr>
+        <w:ind w:left="2880" w:hanging="360"/>
+      </w:pPr>
+      <w:rPr>
+        <w:rFonts w:ascii="Symbol" w:hAnsi="Symbol" w:hint="default"/>
+      </w:rPr>
+    </w:lvl>
+    <w:lvl w:ilvl="4" w:tplc="04090003" w:tentative="1">
+      <w:start w:val="1"/>
+      <w:numFmt w:val="bullet"/>
+      <w:lvlText w:val="o"/>
+      <w:lvlJc w:val="left"/>
+      <w:pPr>
+        <w:ind w:left="3600" w:hanging="360"/>
+      </w:pPr>
+      <w:rPr>
+        <w:rFonts w:ascii="Courier New" w:hAnsi="Courier New" w:cs="Courier New" w:hint="default"/>
+      </w:rPr>
+    </w:lvl>
+    <w:lvl w:ilvl="5" w:tplc="04090005" w:tentative="1">
+      <w:start w:val="1"/>
+      <w:numFmt w:val="bullet"/>
+      <w:lvlText w:val=""/>
+      <w:lvlJc w:val="left"/>
+      <w:pPr>
+        <w:ind w:left="4320" w:hanging="360"/>
+      </w:pPr>
+      <w:rPr>
+        <w:rFonts w:ascii="Wingdings" w:hAnsi="Wingdings" w:hint="default"/>
+      </w:rPr>
+    </w:lvl>
+    <w:lvl w:ilvl="6" w:tplc="04090001" w:tentative="1">
+      <w:start w:val="1"/>
+      <w:numFmt w:val="bullet"/>
+      <w:lvlText w:val=""/>
+      <w:lvlJc w:val="left"/>
+      <w:pPr>
+        <w:ind w:left="5040" w:hanging="360"/>
+      </w:pPr>
+      <w:rPr>
+        <w:rFonts w:ascii="Symbol" w:hAnsi="Symbol" w:hint="default"/>
+      </w:rPr>
+    </w:lvl>
+    <w:lvl w:ilvl="7" w:tplc="04090003" w:tentative="1">
+      <w:start w:val="1"/>
+      <w:numFmt w:val="bullet"/>
+      <w:lvlText w:val="o"/>
+      <w:lvlJc w:val="left"/>
+      <w:pPr>
+        <w:ind w:left="5760" w:hanging="360"/>
+      </w:pPr>
+      <w:rPr>
+        <w:rFonts w:ascii="Courier New" w:hAnsi="Courier New" w:cs="Courier New" w:hint="default"/>
+      </w:rPr>
+    </w:lvl>
+    <w:lvl w:ilvl="8" w:tplc="04090005" w:tentative="1">
+      <w:start w:val="1"/>
+      <w:numFmt w:val="bullet"/>
+      <w:lvlText w:val=""/>
+      <w:lvlJc w:val="left"/>
+      <w:pPr>
+        <w:ind w:left="6480" w:hanging="360"/>
+      </w:pPr>
+      <w:rPr>
+        <w:rFonts w:ascii="Wingdings" w:hAnsi="Wingdings" w:hint="default"/>
+      </w:rPr>
+    </w:lvl>
+  </w:abstractNum>
+  <w:abstractNum w:abstractNumId="4" w15:restartNumberingAfterBreak="0">
     <w:nsid w:val="4BD16283"/>
     <w:multiLevelType w:val="hybridMultilevel"/>
     <w:tmpl w:val="277AF590"/>
@@ -1044,7 +1414,7 @@
       </w:pPr>
     </w:lvl>
   </w:abstractNum>
-  <w:abstractNum w:abstractNumId="4" w15:restartNumberingAfterBreak="0">
+  <w:abstractNum w:abstractNumId="5" w15:restartNumberingAfterBreak="0">
     <w:nsid w:val="701473F3"/>
     <w:multiLevelType w:val="multilevel"/>
     <w:tmpl w:val="61685D24"/>
@@ -1169,10 +1539,10 @@
     <w:abstractNumId w:val="2"/>
   </w:num>
   <w:num w:numId="2">
-    <w:abstractNumId w:val="3"/>
+    <w:abstractNumId w:val="4"/>
   </w:num>
   <w:num w:numId="3">
-    <w:abstractNumId w:val="4"/>
+    <w:abstractNumId w:val="5"/>
   </w:num>
   <w:num w:numId="4">
     <w:abstractNumId w:val="1"/>
@@ -1180,11 +1550,17 @@
   <w:num w:numId="5">
     <w:abstractNumId w:val="0"/>
   </w:num>
+  <w:num w:numId="6">
+    <w:abstractNumId w:val="3"/>
+  </w:num>
 </w:numbering>
 </file>
 
 <file path=word/people.xml><?xml version="1.0" encoding="utf-8"?>
 <w15:people xmlns:wpc="http://schemas.microsoft.com/office/word/2010/wordprocessingCanvas" xmlns:cx="http://schemas.microsoft.com/office/drawing/2014/chartex" xmlns:cx1="http://schemas.microsoft.com/office/drawing/2015/9/8/chartex" xmlns:cx2="http://schemas.microsoft.com/office/drawing/2015/10/21/chartex" xmlns:cx3="http://schemas.microsoft.com/office/drawing/2016/5/9/chartex" xmlns:cx4="http://schemas.microsoft.com/office/drawing/2016/5/10/chartex" xmlns:cx5="http://schemas.microsoft.com/office/drawing/2016/5/11/chartex" xmlns:cx6="http://schemas.microsoft.com/office/drawing/2016/5/12/chartex" xmlns:cx7="http://schemas.microsoft.com/office/drawing/2016/5/13/chartex" xmlns:cx8="http://schemas.microsoft.com/office/drawing/2016/5/14/chartex" xmlns:mc="http://schemas.openxmlformats.org/markup-compatibility/2006" xmlns:aink="http://schemas.microsoft.com/office/drawing/2016/ink" xmlns:am3d="http://schemas.microsoft.com/office/drawing/2017/model3d" xmlns:o="urn:schemas-microsoft-com:office:office" xmlns:r="http://schemas.openxmlformats.org/officeDocument/2006/relationships" xmlns:m="http://schemas.openxmlformats.org/officeDocument/2006/math" xmlns:v="urn:schemas-microsoft-com:vml" xmlns:wp14="http://schemas.microsoft.com/office/word/2010/wordprocessingDrawing" xmlns:wp="http://schemas.openxmlformats.org/drawingml/2006/wordprocessingDrawing" xmlns:w10="urn:schemas-microsoft-com:office:word" xmlns:w="http://schemas.openxmlformats.org/wordprocessingml/2006/main" xmlns:w14="http://schemas.microsoft.com/office/word/2010/wordml" xmlns:w15="http://schemas.microsoft.com/office/word/2012/wordml" xmlns:w16cid="http://schemas.microsoft.com/office/word/2016/wordml/cid" xmlns:w16se="http://schemas.microsoft.com/office/word/2015/wordml/symex" xmlns:wpg="http://schemas.microsoft.com/office/word/2010/wordprocessingGroup" xmlns:wpi="http://schemas.microsoft.com/office/word/2010/wordprocessingInk" xmlns:wne="http://schemas.microsoft.com/office/word/2006/wordml" xmlns:wps="http://schemas.microsoft.com/office/word/2010/wordprocessingShape" mc:Ignorable="w14 w15 w16se w16cid wp14">
+  <w15:person w15:author="PaintRock">
+    <w15:presenceInfo w15:providerId="Windows Live" w15:userId="6e4bbb5638bc275b"/>
+  </w15:person>
   <w15:person w15:author="Evan Tenorio">
     <w15:presenceInfo w15:providerId="None" w15:userId="Evan Tenorio"/>
   </w15:person>
@@ -1729,6 +2105,17 @@
       <w:szCs w:val="18"/>
     </w:rPr>
   </w:style>
+  <w:style w:type="paragraph" w:styleId="ListParagraph">
+    <w:name w:val="List Paragraph"/>
+    <w:basedOn w:val="Normal"/>
+    <w:uiPriority w:val="34"/>
+    <w:qFormat/>
+    <w:rsid w:val="00050FFB"/>
+    <w:pPr>
+      <w:ind w:left="720"/>
+      <w:contextualSpacing/>
+    </w:pPr>
+  </w:style>
 </w:styles>
 </file>
 
@@ -2028,23 +2415,6 @@
 </file>
 
 <file path=customXml/item1.xml><?xml version="1.0" encoding="utf-8"?>
-<?mso-contentType ?>
-<FormTemplates xmlns="http://schemas.microsoft.com/sharepoint/v3/contenttype/forms">
-  <Display>DocumentLibraryForm</Display>
-  <Edit>DocumentLibraryForm</Edit>
-  <New>DocumentLibraryForm</New>
-</FormTemplates>
-</file>
-
-<file path=customXml/item2.xml><?xml version="1.0" encoding="utf-8"?>
-<p:properties xmlns:p="http://schemas.microsoft.com/office/2006/metadata/properties" xmlns:xsi="http://www.w3.org/2001/XMLSchema-instance" xmlns:pc="http://schemas.microsoft.com/office/infopath/2007/PartnerControls">
-  <documentManagement>
-    <_activity xmlns="381ae226-ed8d-42b5-89e8-bafe2870bc59" xsi:nil="true"/>
-  </documentManagement>
-</p:properties>
-</file>
-
-<file path=customXml/item3.xml><?xml version="1.0" encoding="utf-8"?>
 <ct:contentTypeSchema xmlns:ct="http://schemas.microsoft.com/office/2006/metadata/contentType" xmlns:ma="http://schemas.microsoft.com/office/2006/metadata/properties/metaAttributes" ct:_="" ma:_="" ma:contentTypeName="Document" ma:contentTypeID="0x01010083A36D63796CDA448658D4C6E26819E3" ma:contentTypeVersion="9" ma:contentTypeDescription="Create a new document." ma:contentTypeScope="" ma:versionID="bd90bb11296c2c4b5ba164726c460751">
   <xsd:schema xmlns:xsd="http://www.w3.org/2001/XMLSchema" xmlns:xs="http://www.w3.org/2001/XMLSchema" xmlns:p="http://schemas.microsoft.com/office/2006/metadata/properties" xmlns:ns3="381ae226-ed8d-42b5-89e8-bafe2870bc59" targetNamespace="http://schemas.microsoft.com/office/2006/metadata/properties" ma:root="true" ma:fieldsID="cb7e1957f95de54cde2589d9923a2bbb" ns3:_="">
     <xsd:import namespace="381ae226-ed8d-42b5-89e8-bafe2870bc59"/>
@@ -2220,31 +2590,24 @@
 </ct:contentTypeSchema>
 </file>
 
-<file path=customXml/itemProps1.xml><?xml version="1.0" encoding="utf-8"?>
-<ds:datastoreItem xmlns:ds="http://schemas.openxmlformats.org/officeDocument/2006/customXml" ds:itemID="{E86C7B11-1CB1-4AE1-A9C4-289C54A9535E}">
-  <ds:schemaRefs>
-    <ds:schemaRef ds:uri="http://schemas.microsoft.com/sharepoint/v3/contenttype/forms"/>
-  </ds:schemaRefs>
-</ds:datastoreItem>
+<file path=customXml/item2.xml><?xml version="1.0" encoding="utf-8"?>
+<p:properties xmlns:p="http://schemas.microsoft.com/office/2006/metadata/properties" xmlns:xsi="http://www.w3.org/2001/XMLSchema-instance" xmlns:pc="http://schemas.microsoft.com/office/infopath/2007/PartnerControls">
+  <documentManagement>
+    <_activity xmlns="381ae226-ed8d-42b5-89e8-bafe2870bc59" xsi:nil="true"/>
+  </documentManagement>
+</p:properties>
 </file>
 
-<file path=customXml/itemProps2.xml><?xml version="1.0" encoding="utf-8"?>
-<ds:datastoreItem xmlns:ds="http://schemas.openxmlformats.org/officeDocument/2006/customXml" ds:itemID="{286FD02C-080F-456D-BB9F-C105DF439D1A}">
-  <ds:schemaRefs>
-    <ds:schemaRef ds:uri="http://purl.org/dc/dcmitype/"/>
-    <ds:schemaRef ds:uri="http://purl.org/dc/terms/"/>
-    <ds:schemaRef ds:uri="http://schemas.microsoft.com/office/2006/metadata/properties"/>
-    <ds:schemaRef ds:uri="http://purl.org/dc/elements/1.1/"/>
-    <ds:schemaRef ds:uri="http://schemas.microsoft.com/office/2006/documentManagement/types"/>
-    <ds:schemaRef ds:uri="http://schemas.microsoft.com/office/infopath/2007/PartnerControls"/>
-    <ds:schemaRef ds:uri="http://schemas.openxmlformats.org/package/2006/metadata/core-properties"/>
-    <ds:schemaRef ds:uri="381ae226-ed8d-42b5-89e8-bafe2870bc59"/>
-    <ds:schemaRef ds:uri="http://www.w3.org/XML/1998/namespace"/>
-  </ds:schemaRefs>
-</ds:datastoreItem>
+<file path=customXml/item3.xml><?xml version="1.0" encoding="utf-8"?>
+<?mso-contentType ?>
+<FormTemplates xmlns="http://schemas.microsoft.com/sharepoint/v3/contenttype/forms">
+  <Display>DocumentLibraryForm</Display>
+  <Edit>DocumentLibraryForm</Edit>
+  <New>DocumentLibraryForm</New>
+</FormTemplates>
 </file>
 
-<file path=customXml/itemProps3.xml><?xml version="1.0" encoding="utf-8"?>
+<file path=customXml/itemProps1.xml><?xml version="1.0" encoding="utf-8"?>
 <ds:datastoreItem xmlns:ds="http://schemas.openxmlformats.org/officeDocument/2006/customXml" ds:itemID="{3B5F7607-B9AB-445C-8082-EB554096BB03}">
   <ds:schemaRefs>
     <ds:schemaRef ds:uri="http://schemas.microsoft.com/office/2006/metadata/contentType"/>
@@ -2260,4 +2623,28 @@
     <ds:schemaRef ds:uri="http://schemas.microsoft.com/internal/obd"/>
   </ds:schemaRefs>
 </ds:datastoreItem>
+</file>
+
+<file path=customXml/itemProps2.xml><?xml version="1.0" encoding="utf-8"?>
+<ds:datastoreItem xmlns:ds="http://schemas.openxmlformats.org/officeDocument/2006/customXml" ds:itemID="{286FD02C-080F-456D-BB9F-C105DF439D1A}">
+  <ds:schemaRefs>
+    <ds:schemaRef ds:uri="http://schemas.microsoft.com/office/2006/metadata/properties"/>
+    <ds:schemaRef ds:uri="http://schemas.microsoft.com/office/2006/documentManagement/types"/>
+    <ds:schemaRef ds:uri="381ae226-ed8d-42b5-89e8-bafe2870bc59"/>
+    <ds:schemaRef ds:uri="http://purl.org/dc/dcmitype/"/>
+    <ds:schemaRef ds:uri="http://purl.org/dc/terms/"/>
+    <ds:schemaRef ds:uri="http://purl.org/dc/elements/1.1/"/>
+    <ds:schemaRef ds:uri="http://www.w3.org/XML/1998/namespace"/>
+    <ds:schemaRef ds:uri="http://schemas.microsoft.com/office/infopath/2007/PartnerControls"/>
+    <ds:schemaRef ds:uri="http://schemas.openxmlformats.org/package/2006/metadata/core-properties"/>
+  </ds:schemaRefs>
+</ds:datastoreItem>
+</file>
+
+<file path=customXml/itemProps3.xml><?xml version="1.0" encoding="utf-8"?>
+<ds:datastoreItem xmlns:ds="http://schemas.openxmlformats.org/officeDocument/2006/customXml" ds:itemID="{E86C7B11-1CB1-4AE1-A9C4-289C54A9535E}">
+  <ds:schemaRefs>
+    <ds:schemaRef ds:uri="http://schemas.microsoft.com/sharepoint/v3/contenttype/forms"/>
+  </ds:schemaRefs>
+</ds:datastoreItem>
 </file>
--- a/Documents/SVH Outline.docx
+++ b/Documents/SVH Outline.docx
@@ -11,6 +11,8 @@
         </w:rPr>
       </w:pPr>
       <w:bookmarkStart w:id="0" w:name="_Hlk227151115"/>
+      <w:bookmarkStart w:id="1" w:name="_GoBack"/>
+      <w:bookmarkEnd w:id="1"/>
       <w:r>
         <w:rPr>
           <w:rFonts w:ascii="Times New Roman" w:eastAsia="Times New Roman" w:hAnsi="Times New Roman" w:cs="Times New Roman"/>
@@ -90,7 +92,7 @@
     <w:p>
       <w:pPr>
         <w:rPr>
-          <w:ins w:id="1" w:author="PaintRock" w:date="2026-04-15T08:44:00Z"/>
+          <w:ins w:id="2" w:author="PaintRock" w:date="2026-04-15T08:44:00Z"/>
           <w:rFonts w:ascii="Times New Roman" w:eastAsia="Times New Roman" w:hAnsi="Times New Roman" w:cs="Times New Roman"/>
           <w:sz w:val="24"/>
           <w:szCs w:val="24"/>
@@ -250,8 +252,6 @@
         </w:rPr>
         <w:t>How spectral and species diversity is diluted with increasing spectral scale.</w:t>
       </w:r>
-      <w:bookmarkStart w:id="2" w:name="_GoBack"/>
-      <w:bookmarkEnd w:id="2"/>
     </w:p>
     <w:p>
       <w:pPr>
@@ -272,6 +272,7 @@
           <w:sz w:val="24"/>
           <w:szCs w:val="24"/>
         </w:rPr>
+        <w:lastRenderedPageBreak/>
         <w:t>Topographic effects of species composition</w:t>
       </w:r>
     </w:p>
@@ -828,8 +829,38 @@
     </w:p>
     <w:p>
       <w:pPr>
-        <w:pStyle w:val="NormalWeb"/>
-      </w:pPr>
+        <w:rPr>
+          <w:rFonts w:ascii="Times New Roman" w:eastAsia="Times New Roman" w:hAnsi="Times New Roman" w:cs="Times New Roman"/>
+          <w:sz w:val="24"/>
+          <w:szCs w:val="24"/>
+        </w:rPr>
+      </w:pPr>
+      <w:r>
+        <w:br w:type="page"/>
+      </w:r>
+    </w:p>
+    <w:p>
+      <w:pPr>
+        <w:pStyle w:val="NormalWeb"/>
+        <w:rPr>
+          <w:b/>
+        </w:rPr>
+      </w:pPr>
+      <w:r>
+        <w:rPr>
+          <w:b/>
+        </w:rPr>
+        <w:lastRenderedPageBreak/>
+        <w:t>Results</w:t>
+      </w:r>
+    </w:p>
+    <w:p>
+      <w:pPr>
+        <w:pStyle w:val="NormalWeb"/>
+      </w:pPr>
+      <w:r>
+        <w:t>Phylogenetic diversity is structured along a dominant multivariate gradient driven by spectral heterogeneity, elevation, and topographic variation. All identified PD outliers correspond exactly to extreme values along this gradient, indicating that they represent edge conditions of the primary ecological axis rather than independent anomalous processes.</w:t>
+      </w:r>
     </w:p>
     <w:p>
       <w:pPr>
@@ -1558,9 +1589,6 @@
 
 <file path=word/people.xml><?xml version="1.0" encoding="utf-8"?>
 <w15:people xmlns:wpc="http://schemas.microsoft.com/office/word/2010/wordprocessingCanvas" xmlns:cx="http://schemas.microsoft.com/office/drawing/2014/chartex" xmlns:cx1="http://schemas.microsoft.com/office/drawing/2015/9/8/chartex" xmlns:cx2="http://schemas.microsoft.com/office/drawing/2015/10/21/chartex" xmlns:cx3="http://schemas.microsoft.com/office/drawing/2016/5/9/chartex" xmlns:cx4="http://schemas.microsoft.com/office/drawing/2016/5/10/chartex" xmlns:cx5="http://schemas.microsoft.com/office/drawing/2016/5/11/chartex" xmlns:cx6="http://schemas.microsoft.com/office/drawing/2016/5/12/chartex" xmlns:cx7="http://schemas.microsoft.com/office/drawing/2016/5/13/chartex" xmlns:cx8="http://schemas.microsoft.com/office/drawing/2016/5/14/chartex" xmlns:mc="http://schemas.openxmlformats.org/markup-compatibility/2006" xmlns:aink="http://schemas.microsoft.com/office/drawing/2016/ink" xmlns:am3d="http://schemas.microsoft.com/office/drawing/2017/model3d" xmlns:o="urn:schemas-microsoft-com:office:office" xmlns:r="http://schemas.openxmlformats.org/officeDocument/2006/relationships" xmlns:m="http://schemas.openxmlformats.org/officeDocument/2006/math" xmlns:v="urn:schemas-microsoft-com:vml" xmlns:wp14="http://schemas.microsoft.com/office/word/2010/wordprocessingDrawing" xmlns:wp="http://schemas.openxmlformats.org/drawingml/2006/wordprocessingDrawing" xmlns:w10="urn:schemas-microsoft-com:office:word" xmlns:w="http://schemas.openxmlformats.org/wordprocessingml/2006/main" xmlns:w14="http://schemas.microsoft.com/office/word/2010/wordml" xmlns:w15="http://schemas.microsoft.com/office/word/2012/wordml" xmlns:w16cid="http://schemas.microsoft.com/office/word/2016/wordml/cid" xmlns:w16se="http://schemas.microsoft.com/office/word/2015/wordml/symex" xmlns:wpg="http://schemas.microsoft.com/office/word/2010/wordprocessingGroup" xmlns:wpi="http://schemas.microsoft.com/office/word/2010/wordprocessingInk" xmlns:wne="http://schemas.microsoft.com/office/word/2006/wordml" xmlns:wps="http://schemas.microsoft.com/office/word/2010/wordprocessingShape" mc:Ignorable="w14 w15 w16se w16cid wp14">
-  <w15:person w15:author="PaintRock">
-    <w15:presenceInfo w15:providerId="Windows Live" w15:userId="6e4bbb5638bc275b"/>
-  </w15:person>
   <w15:person w15:author="Evan Tenorio">
     <w15:presenceInfo w15:providerId="None" w15:userId="Evan Tenorio"/>
   </w15:person>
@@ -2591,20 +2619,20 @@
 </file>
 
 <file path=customXml/item2.xml><?xml version="1.0" encoding="utf-8"?>
-<p:properties xmlns:p="http://schemas.microsoft.com/office/2006/metadata/properties" xmlns:xsi="http://www.w3.org/2001/XMLSchema-instance" xmlns:pc="http://schemas.microsoft.com/office/infopath/2007/PartnerControls">
-  <documentManagement>
-    <_activity xmlns="381ae226-ed8d-42b5-89e8-bafe2870bc59" xsi:nil="true"/>
-  </documentManagement>
-</p:properties>
-</file>
-
-<file path=customXml/item3.xml><?xml version="1.0" encoding="utf-8"?>
 <?mso-contentType ?>
 <FormTemplates xmlns="http://schemas.microsoft.com/sharepoint/v3/contenttype/forms">
   <Display>DocumentLibraryForm</Display>
   <Edit>DocumentLibraryForm</Edit>
   <New>DocumentLibraryForm</New>
 </FormTemplates>
+</file>
+
+<file path=customXml/item3.xml><?xml version="1.0" encoding="utf-8"?>
+<p:properties xmlns:p="http://schemas.microsoft.com/office/2006/metadata/properties" xmlns:xsi="http://www.w3.org/2001/XMLSchema-instance" xmlns:pc="http://schemas.microsoft.com/office/infopath/2007/PartnerControls">
+  <documentManagement>
+    <_activity xmlns="381ae226-ed8d-42b5-89e8-bafe2870bc59" xsi:nil="true"/>
+  </documentManagement>
+</p:properties>
 </file>
 
 <file path=customXml/itemProps1.xml><?xml version="1.0" encoding="utf-8"?>
@@ -2626,25 +2654,25 @@
 </file>
 
 <file path=customXml/itemProps2.xml><?xml version="1.0" encoding="utf-8"?>
-<ds:datastoreItem xmlns:ds="http://schemas.openxmlformats.org/officeDocument/2006/customXml" ds:itemID="{286FD02C-080F-456D-BB9F-C105DF439D1A}">
+<ds:datastoreItem xmlns:ds="http://schemas.openxmlformats.org/officeDocument/2006/customXml" ds:itemID="{E86C7B11-1CB1-4AE1-A9C4-289C54A9535E}">
   <ds:schemaRefs>
-    <ds:schemaRef ds:uri="http://schemas.microsoft.com/office/2006/metadata/properties"/>
-    <ds:schemaRef ds:uri="http://schemas.microsoft.com/office/2006/documentManagement/types"/>
-    <ds:schemaRef ds:uri="381ae226-ed8d-42b5-89e8-bafe2870bc59"/>
-    <ds:schemaRef ds:uri="http://purl.org/dc/dcmitype/"/>
-    <ds:schemaRef ds:uri="http://purl.org/dc/terms/"/>
-    <ds:schemaRef ds:uri="http://purl.org/dc/elements/1.1/"/>
-    <ds:schemaRef ds:uri="http://www.w3.org/XML/1998/namespace"/>
-    <ds:schemaRef ds:uri="http://schemas.microsoft.com/office/infopath/2007/PartnerControls"/>
-    <ds:schemaRef ds:uri="http://schemas.openxmlformats.org/package/2006/metadata/core-properties"/>
+    <ds:schemaRef ds:uri="http://schemas.microsoft.com/sharepoint/v3/contenttype/forms"/>
   </ds:schemaRefs>
 </ds:datastoreItem>
 </file>
 
 <file path=customXml/itemProps3.xml><?xml version="1.0" encoding="utf-8"?>
-<ds:datastoreItem xmlns:ds="http://schemas.openxmlformats.org/officeDocument/2006/customXml" ds:itemID="{E86C7B11-1CB1-4AE1-A9C4-289C54A9535E}">
+<ds:datastoreItem xmlns:ds="http://schemas.openxmlformats.org/officeDocument/2006/customXml" ds:itemID="{286FD02C-080F-456D-BB9F-C105DF439D1A}">
   <ds:schemaRefs>
-    <ds:schemaRef ds:uri="http://schemas.microsoft.com/sharepoint/v3/contenttype/forms"/>
+    <ds:schemaRef ds:uri="http://purl.org/dc/terms/"/>
+    <ds:schemaRef ds:uri="http://purl.org/dc/elements/1.1/"/>
+    <ds:schemaRef ds:uri="http://schemas.microsoft.com/office/2006/documentManagement/types"/>
+    <ds:schemaRef ds:uri="http://schemas.microsoft.com/office/2006/metadata/properties"/>
+    <ds:schemaRef ds:uri="http://schemas.openxmlformats.org/package/2006/metadata/core-properties"/>
+    <ds:schemaRef ds:uri="http://purl.org/dc/dcmitype/"/>
+    <ds:schemaRef ds:uri="381ae226-ed8d-42b5-89e8-bafe2870bc59"/>
+    <ds:schemaRef ds:uri="http://schemas.microsoft.com/office/infopath/2007/PartnerControls"/>
+    <ds:schemaRef ds:uri="http://www.w3.org/XML/1998/namespace"/>
   </ds:schemaRefs>
 </ds:datastoreItem>
 </file>
--- a/Documents/SVH Outline.docx
+++ b/Documents/SVH Outline.docx
@@ -11,8 +11,6 @@
         </w:rPr>
       </w:pPr>
       <w:bookmarkStart w:id="0" w:name="_Hlk227151115"/>
-      <w:bookmarkStart w:id="1" w:name="_GoBack"/>
-      <w:bookmarkEnd w:id="1"/>
       <w:r>
         <w:rPr>
           <w:rFonts w:ascii="Times New Roman" w:eastAsia="Times New Roman" w:hAnsi="Times New Roman" w:cs="Times New Roman"/>
@@ -92,7 +90,7 @@
     <w:p>
       <w:pPr>
         <w:rPr>
-          <w:ins w:id="2" w:author="PaintRock" w:date="2026-04-15T08:44:00Z"/>
+          <w:ins w:id="1" w:author="PaintRock" w:date="2026-04-15T08:44:00Z"/>
           <w:rFonts w:ascii="Times New Roman" w:eastAsia="Times New Roman" w:hAnsi="Times New Roman" w:cs="Times New Roman"/>
           <w:sz w:val="24"/>
           <w:szCs w:val="24"/>
@@ -410,7 +408,7 @@
           <w:szCs w:val="24"/>
         </w:rPr>
       </w:pPr>
-      <w:commentRangeStart w:id="3"/>
+      <w:commentRangeStart w:id="2"/>
       <w:r>
         <w:rPr>
           <w:rFonts w:ascii="Times New Roman" w:hAnsi="Times New Roman" w:cs="Times New Roman"/>
@@ -455,7 +453,7 @@
         </w:rPr>
         <w:t xml:space="preserve"> will be conducted to determine how much of the diversity variation is explained by the spectral data.</w:t>
       </w:r>
-      <w:commentRangeEnd w:id="3"/>
+      <w:commentRangeEnd w:id="2"/>
       <w:r>
         <w:rPr>
           <w:rStyle w:val="CommentReference"/>
@@ -463,7 +461,7 @@
           <w:sz w:val="24"/>
           <w:szCs w:val="24"/>
         </w:rPr>
-        <w:commentReference w:id="3"/>
+        <w:commentReference w:id="2"/>
       </w:r>
     </w:p>
     <w:p>
@@ -866,6 +864,642 @@
       <w:pPr>
         <w:pStyle w:val="NormalWeb"/>
       </w:pPr>
+      <w:r>
+        <w:t>PC1 is a brightness-dominated component. Approximately 80–85% of its variation is explained by overall reflectance, indicating that it primarily represents canopy brightness or albedo. The remaining variation likely reflects structural and ecological factors that influence reflectance magnitude, including canopy architecture, shadowing, background mixing, and species-related differences.</w:t>
+      </w:r>
+    </w:p>
+    <w:tbl>
+      <w:tblPr>
+        <w:tblW w:w="0" w:type="auto"/>
+        <w:tblCellSpacing w:w="15" w:type="dxa"/>
+        <w:tblCellMar>
+          <w:top w:w="15" w:type="dxa"/>
+          <w:left w:w="15" w:type="dxa"/>
+          <w:bottom w:w="15" w:type="dxa"/>
+          <w:right w:w="15" w:type="dxa"/>
+        </w:tblCellMar>
+        <w:tblLook w:val="04A0" w:firstRow="1" w:lastRow="0" w:firstColumn="1" w:lastColumn="0" w:noHBand="0" w:noVBand="1"/>
+      </w:tblPr>
+      <w:tblGrid>
+        <w:gridCol w:w="2116"/>
+        <w:gridCol w:w="6009"/>
+        <w:gridCol w:w="1235"/>
+      </w:tblGrid>
+      <w:tr>
+        <w:trPr>
+          <w:tblHeader/>
+          <w:tblCellSpacing w:w="15" w:type="dxa"/>
+        </w:trPr>
+        <w:tc>
+          <w:tcPr>
+            <w:tcW w:w="0" w:type="auto"/>
+            <w:vAlign w:val="center"/>
+            <w:hideMark/>
+          </w:tcPr>
+          <w:p>
+            <w:pPr>
+              <w:spacing w:after="0" w:line="240" w:lineRule="auto"/>
+              <w:jc w:val="center"/>
+              <w:rPr>
+                <w:rFonts w:ascii="Times New Roman" w:eastAsia="Times New Roman" w:hAnsi="Times New Roman" w:cs="Times New Roman"/>
+                <w:b/>
+                <w:bCs/>
+                <w:sz w:val="24"/>
+                <w:szCs w:val="24"/>
+              </w:rPr>
+            </w:pPr>
+            <w:r>
+              <w:rPr>
+                <w:rFonts w:ascii="Times New Roman" w:eastAsia="Times New Roman" w:hAnsi="Times New Roman" w:cs="Times New Roman"/>
+                <w:b/>
+                <w:bCs/>
+                <w:sz w:val="24"/>
+                <w:szCs w:val="24"/>
+              </w:rPr>
+              <w:t>Wavelength region</w:t>
+            </w:r>
+          </w:p>
+        </w:tc>
+        <w:tc>
+          <w:tcPr>
+            <w:tcW w:w="0" w:type="auto"/>
+            <w:vAlign w:val="center"/>
+            <w:hideMark/>
+          </w:tcPr>
+          <w:p>
+            <w:pPr>
+              <w:spacing w:after="0" w:line="240" w:lineRule="auto"/>
+              <w:jc w:val="center"/>
+              <w:rPr>
+                <w:rFonts w:ascii="Times New Roman" w:eastAsia="Times New Roman" w:hAnsi="Times New Roman" w:cs="Times New Roman"/>
+                <w:b/>
+                <w:bCs/>
+                <w:sz w:val="24"/>
+                <w:szCs w:val="24"/>
+              </w:rPr>
+            </w:pPr>
+            <w:r>
+              <w:rPr>
+                <w:rFonts w:ascii="Times New Roman" w:eastAsia="Times New Roman" w:hAnsi="Times New Roman" w:cs="Times New Roman"/>
+                <w:b/>
+                <w:bCs/>
+                <w:sz w:val="24"/>
+                <w:szCs w:val="24"/>
+              </w:rPr>
+              <w:t>Likely ecological relevance</w:t>
+            </w:r>
+          </w:p>
+        </w:tc>
+        <w:tc>
+          <w:tcPr>
+            <w:tcW w:w="0" w:type="auto"/>
+            <w:vAlign w:val="center"/>
+            <w:hideMark/>
+          </w:tcPr>
+          <w:p>
+            <w:pPr>
+              <w:spacing w:after="0" w:line="240" w:lineRule="auto"/>
+              <w:jc w:val="center"/>
+              <w:rPr>
+                <w:rFonts w:ascii="Times New Roman" w:eastAsia="Times New Roman" w:hAnsi="Times New Roman" w:cs="Times New Roman"/>
+                <w:b/>
+                <w:bCs/>
+                <w:sz w:val="24"/>
+                <w:szCs w:val="24"/>
+              </w:rPr>
+            </w:pPr>
+            <w:r>
+              <w:rPr>
+                <w:rFonts w:ascii="Times New Roman" w:eastAsia="Times New Roman" w:hAnsi="Times New Roman" w:cs="Times New Roman"/>
+                <w:b/>
+                <w:bCs/>
+                <w:sz w:val="24"/>
+                <w:szCs w:val="24"/>
+              </w:rPr>
+              <w:t>Confidence</w:t>
+            </w:r>
+          </w:p>
+        </w:tc>
+      </w:tr>
+      <w:tr>
+        <w:trPr>
+          <w:tblCellSpacing w:w="15" w:type="dxa"/>
+        </w:trPr>
+        <w:tc>
+          <w:tcPr>
+            <w:tcW w:w="0" w:type="auto"/>
+            <w:vAlign w:val="center"/>
+            <w:hideMark/>
+          </w:tcPr>
+          <w:p>
+            <w:pPr>
+              <w:spacing w:after="0" w:line="240" w:lineRule="auto"/>
+              <w:rPr>
+                <w:rFonts w:ascii="Times New Roman" w:eastAsia="Times New Roman" w:hAnsi="Times New Roman" w:cs="Times New Roman"/>
+                <w:sz w:val="24"/>
+                <w:szCs w:val="24"/>
+              </w:rPr>
+            </w:pPr>
+            <w:r>
+              <w:rPr>
+                <w:rFonts w:ascii="Times New Roman" w:eastAsia="Times New Roman" w:hAnsi="Times New Roman" w:cs="Times New Roman"/>
+                <w:b/>
+                <w:bCs/>
+                <w:sz w:val="24"/>
+                <w:szCs w:val="24"/>
+              </w:rPr>
+              <w:t>398–403 nm</w:t>
+            </w:r>
+          </w:p>
+        </w:tc>
+        <w:tc>
+          <w:tcPr>
+            <w:tcW w:w="0" w:type="auto"/>
+            <w:vAlign w:val="center"/>
+            <w:hideMark/>
+          </w:tcPr>
+          <w:p>
+            <w:pPr>
+              <w:spacing w:after="0" w:line="240" w:lineRule="auto"/>
+              <w:rPr>
+                <w:rFonts w:ascii="Times New Roman" w:eastAsia="Times New Roman" w:hAnsi="Times New Roman" w:cs="Times New Roman"/>
+                <w:sz w:val="24"/>
+                <w:szCs w:val="24"/>
+              </w:rPr>
+            </w:pPr>
+            <w:r>
+              <w:rPr>
+                <w:rFonts w:ascii="Times New Roman" w:eastAsia="Times New Roman" w:hAnsi="Times New Roman" w:cs="Times New Roman"/>
+                <w:sz w:val="24"/>
+                <w:szCs w:val="24"/>
+              </w:rPr>
+              <w:t>Violet/near-UV edge; pigments (chlorophyll, carotenoids, flavonoids) and atmospheric noise sensitivity</w:t>
+            </w:r>
+          </w:p>
+        </w:tc>
+        <w:tc>
+          <w:tcPr>
+            <w:tcW w:w="0" w:type="auto"/>
+            <w:vAlign w:val="center"/>
+            <w:hideMark/>
+          </w:tcPr>
+          <w:p>
+            <w:pPr>
+              <w:spacing w:after="0" w:line="240" w:lineRule="auto"/>
+              <w:rPr>
+                <w:rFonts w:ascii="Times New Roman" w:eastAsia="Times New Roman" w:hAnsi="Times New Roman" w:cs="Times New Roman"/>
+                <w:sz w:val="24"/>
+                <w:szCs w:val="24"/>
+              </w:rPr>
+            </w:pPr>
+            <w:r>
+              <w:rPr>
+                <w:rFonts w:ascii="Times New Roman" w:eastAsia="Times New Roman" w:hAnsi="Times New Roman" w:cs="Times New Roman"/>
+                <w:sz w:val="24"/>
+                <w:szCs w:val="24"/>
+              </w:rPr>
+              <w:t>Moderate</w:t>
+            </w:r>
+          </w:p>
+        </w:tc>
+      </w:tr>
+      <w:tr>
+        <w:trPr>
+          <w:tblCellSpacing w:w="15" w:type="dxa"/>
+        </w:trPr>
+        <w:tc>
+          <w:tcPr>
+            <w:tcW w:w="0" w:type="auto"/>
+            <w:vAlign w:val="center"/>
+            <w:hideMark/>
+          </w:tcPr>
+          <w:p>
+            <w:pPr>
+              <w:spacing w:after="0" w:line="240" w:lineRule="auto"/>
+              <w:rPr>
+                <w:rFonts w:ascii="Times New Roman" w:eastAsia="Times New Roman" w:hAnsi="Times New Roman" w:cs="Times New Roman"/>
+                <w:sz w:val="24"/>
+                <w:szCs w:val="24"/>
+              </w:rPr>
+            </w:pPr>
+            <w:r>
+              <w:rPr>
+                <w:rFonts w:ascii="Times New Roman" w:eastAsia="Times New Roman" w:hAnsi="Times New Roman" w:cs="Times New Roman"/>
+                <w:b/>
+                <w:bCs/>
+                <w:sz w:val="24"/>
+                <w:szCs w:val="24"/>
+              </w:rPr>
+              <w:t>498–503 nm</w:t>
+            </w:r>
+          </w:p>
+        </w:tc>
+        <w:tc>
+          <w:tcPr>
+            <w:tcW w:w="0" w:type="auto"/>
+            <w:vAlign w:val="center"/>
+            <w:hideMark/>
+          </w:tcPr>
+          <w:p>
+            <w:pPr>
+              <w:spacing w:after="0" w:line="240" w:lineRule="auto"/>
+              <w:rPr>
+                <w:rFonts w:ascii="Times New Roman" w:eastAsia="Times New Roman" w:hAnsi="Times New Roman" w:cs="Times New Roman"/>
+                <w:sz w:val="24"/>
+                <w:szCs w:val="24"/>
+              </w:rPr>
+            </w:pPr>
+            <w:r>
+              <w:rPr>
+                <w:rFonts w:ascii="Times New Roman" w:eastAsia="Times New Roman" w:hAnsi="Times New Roman" w:cs="Times New Roman"/>
+                <w:sz w:val="24"/>
+                <w:szCs w:val="24"/>
+              </w:rPr>
+              <w:t>Blue-green pigments; chlorophyll and carotenoid absorption</w:t>
+            </w:r>
+          </w:p>
+        </w:tc>
+        <w:tc>
+          <w:tcPr>
+            <w:tcW w:w="0" w:type="auto"/>
+            <w:vAlign w:val="center"/>
+            <w:hideMark/>
+          </w:tcPr>
+          <w:p>
+            <w:pPr>
+              <w:spacing w:after="0" w:line="240" w:lineRule="auto"/>
+              <w:rPr>
+                <w:rFonts w:ascii="Times New Roman" w:eastAsia="Times New Roman" w:hAnsi="Times New Roman" w:cs="Times New Roman"/>
+                <w:sz w:val="24"/>
+                <w:szCs w:val="24"/>
+              </w:rPr>
+            </w:pPr>
+            <w:r>
+              <w:rPr>
+                <w:rFonts w:ascii="Times New Roman" w:eastAsia="Times New Roman" w:hAnsi="Times New Roman" w:cs="Times New Roman"/>
+                <w:sz w:val="24"/>
+                <w:szCs w:val="24"/>
+              </w:rPr>
+              <w:t>High</w:t>
+            </w:r>
+          </w:p>
+        </w:tc>
+      </w:tr>
+      <w:tr>
+        <w:trPr>
+          <w:tblCellSpacing w:w="15" w:type="dxa"/>
+        </w:trPr>
+        <w:tc>
+          <w:tcPr>
+            <w:tcW w:w="0" w:type="auto"/>
+            <w:vAlign w:val="center"/>
+            <w:hideMark/>
+          </w:tcPr>
+          <w:p>
+            <w:pPr>
+              <w:spacing w:after="0" w:line="240" w:lineRule="auto"/>
+              <w:rPr>
+                <w:rFonts w:ascii="Times New Roman" w:eastAsia="Times New Roman" w:hAnsi="Times New Roman" w:cs="Times New Roman"/>
+                <w:sz w:val="24"/>
+                <w:szCs w:val="24"/>
+              </w:rPr>
+            </w:pPr>
+            <w:r>
+              <w:rPr>
+                <w:rFonts w:ascii="Times New Roman" w:eastAsia="Times New Roman" w:hAnsi="Times New Roman" w:cs="Times New Roman"/>
+                <w:b/>
+                <w:bCs/>
+                <w:sz w:val="24"/>
+                <w:szCs w:val="24"/>
+              </w:rPr>
+              <w:t>643–683 nm (peak 663 nm)</w:t>
+            </w:r>
+          </w:p>
+        </w:tc>
+        <w:tc>
+          <w:tcPr>
+            <w:tcW w:w="0" w:type="auto"/>
+            <w:vAlign w:val="center"/>
+            <w:hideMark/>
+          </w:tcPr>
+          <w:p>
+            <w:pPr>
+              <w:spacing w:after="0" w:line="240" w:lineRule="auto"/>
+              <w:rPr>
+                <w:rFonts w:ascii="Times New Roman" w:eastAsia="Times New Roman" w:hAnsi="Times New Roman" w:cs="Times New Roman"/>
+                <w:sz w:val="24"/>
+                <w:szCs w:val="24"/>
+              </w:rPr>
+            </w:pPr>
+            <w:r>
+              <w:rPr>
+                <w:rFonts w:ascii="Times New Roman" w:eastAsia="Times New Roman" w:hAnsi="Times New Roman" w:cs="Times New Roman"/>
+                <w:sz w:val="24"/>
+                <w:szCs w:val="24"/>
+              </w:rPr>
+              <w:t xml:space="preserve">Chlorophyll </w:t>
+            </w:r>
+            <w:proofErr w:type="gramStart"/>
+            <w:r>
+              <w:rPr>
+                <w:rFonts w:ascii="Times New Roman" w:eastAsia="Times New Roman" w:hAnsi="Times New Roman" w:cs="Times New Roman"/>
+                <w:i/>
+                <w:iCs/>
+                <w:sz w:val="24"/>
+                <w:szCs w:val="24"/>
+              </w:rPr>
+              <w:t>a</w:t>
+            </w:r>
+            <w:proofErr w:type="gramEnd"/>
+            <w:r>
+              <w:rPr>
+                <w:rFonts w:ascii="Times New Roman" w:eastAsia="Times New Roman" w:hAnsi="Times New Roman" w:cs="Times New Roman"/>
+                <w:sz w:val="24"/>
+                <w:szCs w:val="24"/>
+              </w:rPr>
+              <w:t xml:space="preserve"> absorption feature; photosynthetic activity</w:t>
+            </w:r>
+          </w:p>
+        </w:tc>
+        <w:tc>
+          <w:tcPr>
+            <w:tcW w:w="0" w:type="auto"/>
+            <w:vAlign w:val="center"/>
+            <w:hideMark/>
+          </w:tcPr>
+          <w:p>
+            <w:pPr>
+              <w:spacing w:after="0" w:line="240" w:lineRule="auto"/>
+              <w:rPr>
+                <w:rFonts w:ascii="Times New Roman" w:eastAsia="Times New Roman" w:hAnsi="Times New Roman" w:cs="Times New Roman"/>
+                <w:sz w:val="24"/>
+                <w:szCs w:val="24"/>
+              </w:rPr>
+            </w:pPr>
+            <w:r>
+              <w:rPr>
+                <w:rFonts w:ascii="Times New Roman" w:eastAsia="Times New Roman" w:hAnsi="Times New Roman" w:cs="Times New Roman"/>
+                <w:sz w:val="24"/>
+                <w:szCs w:val="24"/>
+              </w:rPr>
+              <w:t>Very high</w:t>
+            </w:r>
+          </w:p>
+        </w:tc>
+      </w:tr>
+      <w:tr>
+        <w:trPr>
+          <w:tblCellSpacing w:w="15" w:type="dxa"/>
+        </w:trPr>
+        <w:tc>
+          <w:tcPr>
+            <w:tcW w:w="0" w:type="auto"/>
+            <w:vAlign w:val="center"/>
+            <w:hideMark/>
+          </w:tcPr>
+          <w:p>
+            <w:pPr>
+              <w:spacing w:after="0" w:line="240" w:lineRule="auto"/>
+              <w:rPr>
+                <w:rFonts w:ascii="Times New Roman" w:eastAsia="Times New Roman" w:hAnsi="Times New Roman" w:cs="Times New Roman"/>
+                <w:sz w:val="24"/>
+                <w:szCs w:val="24"/>
+              </w:rPr>
+            </w:pPr>
+            <w:r>
+              <w:rPr>
+                <w:rFonts w:ascii="Times New Roman" w:eastAsia="Times New Roman" w:hAnsi="Times New Roman" w:cs="Times New Roman"/>
+                <w:b/>
+                <w:bCs/>
+                <w:sz w:val="24"/>
+                <w:szCs w:val="24"/>
+              </w:rPr>
+              <w:t>888–898 nm</w:t>
+            </w:r>
+          </w:p>
+        </w:tc>
+        <w:tc>
+          <w:tcPr>
+            <w:tcW w:w="0" w:type="auto"/>
+            <w:vAlign w:val="center"/>
+            <w:hideMark/>
+          </w:tcPr>
+          <w:p>
+            <w:pPr>
+              <w:spacing w:after="0" w:line="240" w:lineRule="auto"/>
+              <w:rPr>
+                <w:rFonts w:ascii="Times New Roman" w:eastAsia="Times New Roman" w:hAnsi="Times New Roman" w:cs="Times New Roman"/>
+                <w:sz w:val="24"/>
+                <w:szCs w:val="24"/>
+              </w:rPr>
+            </w:pPr>
+            <w:r>
+              <w:rPr>
+                <w:rFonts w:ascii="Times New Roman" w:eastAsia="Times New Roman" w:hAnsi="Times New Roman" w:cs="Times New Roman"/>
+                <w:sz w:val="24"/>
+                <w:szCs w:val="24"/>
+              </w:rPr>
+              <w:t>NIR canopy structure; leaf internal scattering, LAI, canopy architecture</w:t>
+            </w:r>
+          </w:p>
+        </w:tc>
+        <w:tc>
+          <w:tcPr>
+            <w:tcW w:w="0" w:type="auto"/>
+            <w:vAlign w:val="center"/>
+            <w:hideMark/>
+          </w:tcPr>
+          <w:p>
+            <w:pPr>
+              <w:spacing w:after="0" w:line="240" w:lineRule="auto"/>
+              <w:rPr>
+                <w:rFonts w:ascii="Times New Roman" w:eastAsia="Times New Roman" w:hAnsi="Times New Roman" w:cs="Times New Roman"/>
+                <w:sz w:val="24"/>
+                <w:szCs w:val="24"/>
+              </w:rPr>
+            </w:pPr>
+            <w:r>
+              <w:rPr>
+                <w:rFonts w:ascii="Times New Roman" w:eastAsia="Times New Roman" w:hAnsi="Times New Roman" w:cs="Times New Roman"/>
+                <w:sz w:val="24"/>
+                <w:szCs w:val="24"/>
+              </w:rPr>
+              <w:t>High</w:t>
+            </w:r>
+          </w:p>
+        </w:tc>
+      </w:tr>
+      <w:tr>
+        <w:trPr>
+          <w:tblCellSpacing w:w="15" w:type="dxa"/>
+        </w:trPr>
+        <w:tc>
+          <w:tcPr>
+            <w:tcW w:w="0" w:type="auto"/>
+            <w:vAlign w:val="center"/>
+            <w:hideMark/>
+          </w:tcPr>
+          <w:p>
+            <w:pPr>
+              <w:spacing w:after="0" w:line="240" w:lineRule="auto"/>
+              <w:rPr>
+                <w:rFonts w:ascii="Times New Roman" w:eastAsia="Times New Roman" w:hAnsi="Times New Roman" w:cs="Times New Roman"/>
+                <w:sz w:val="24"/>
+                <w:szCs w:val="24"/>
+              </w:rPr>
+            </w:pPr>
+            <w:r>
+              <w:rPr>
+                <w:rFonts w:ascii="Times New Roman" w:eastAsia="Times New Roman" w:hAnsi="Times New Roman" w:cs="Times New Roman"/>
+                <w:b/>
+                <w:bCs/>
+                <w:sz w:val="24"/>
+                <w:szCs w:val="24"/>
+              </w:rPr>
+              <w:t>933–963 nm</w:t>
+            </w:r>
+          </w:p>
+        </w:tc>
+        <w:tc>
+          <w:tcPr>
+            <w:tcW w:w="0" w:type="auto"/>
+            <w:vAlign w:val="center"/>
+            <w:hideMark/>
+          </w:tcPr>
+          <w:p>
+            <w:pPr>
+              <w:spacing w:after="0" w:line="240" w:lineRule="auto"/>
+              <w:rPr>
+                <w:rFonts w:ascii="Times New Roman" w:eastAsia="Times New Roman" w:hAnsi="Times New Roman" w:cs="Times New Roman"/>
+                <w:sz w:val="24"/>
+                <w:szCs w:val="24"/>
+              </w:rPr>
+            </w:pPr>
+            <w:r>
+              <w:rPr>
+                <w:rFonts w:ascii="Times New Roman" w:eastAsia="Times New Roman" w:hAnsi="Times New Roman" w:cs="Times New Roman"/>
+                <w:sz w:val="24"/>
+                <w:szCs w:val="24"/>
+              </w:rPr>
+              <w:t>Beginning of the 970 nm water absorption feature</w:t>
+            </w:r>
+          </w:p>
+        </w:tc>
+        <w:tc>
+          <w:tcPr>
+            <w:tcW w:w="0" w:type="auto"/>
+            <w:vAlign w:val="center"/>
+            <w:hideMark/>
+          </w:tcPr>
+          <w:p>
+            <w:pPr>
+              <w:spacing w:after="0" w:line="240" w:lineRule="auto"/>
+              <w:rPr>
+                <w:rFonts w:ascii="Times New Roman" w:eastAsia="Times New Roman" w:hAnsi="Times New Roman" w:cs="Times New Roman"/>
+                <w:sz w:val="24"/>
+                <w:szCs w:val="24"/>
+              </w:rPr>
+            </w:pPr>
+            <w:r>
+              <w:rPr>
+                <w:rFonts w:ascii="Times New Roman" w:eastAsia="Times New Roman" w:hAnsi="Times New Roman" w:cs="Times New Roman"/>
+                <w:sz w:val="24"/>
+                <w:szCs w:val="24"/>
+              </w:rPr>
+              <w:t>High</w:t>
+            </w:r>
+          </w:p>
+        </w:tc>
+      </w:tr>
+      <w:tr>
+        <w:trPr>
+          <w:tblCellSpacing w:w="15" w:type="dxa"/>
+        </w:trPr>
+        <w:tc>
+          <w:tcPr>
+            <w:tcW w:w="0" w:type="auto"/>
+            <w:vAlign w:val="center"/>
+            <w:hideMark/>
+          </w:tcPr>
+          <w:p>
+            <w:pPr>
+              <w:spacing w:after="0" w:line="240" w:lineRule="auto"/>
+              <w:rPr>
+                <w:rFonts w:ascii="Times New Roman" w:eastAsia="Times New Roman" w:hAnsi="Times New Roman" w:cs="Times New Roman"/>
+                <w:sz w:val="24"/>
+                <w:szCs w:val="24"/>
+              </w:rPr>
+            </w:pPr>
+            <w:r>
+              <w:rPr>
+                <w:rFonts w:ascii="Times New Roman" w:eastAsia="Times New Roman" w:hAnsi="Times New Roman" w:cs="Times New Roman"/>
+                <w:b/>
+                <w:bCs/>
+                <w:sz w:val="24"/>
+                <w:szCs w:val="24"/>
+              </w:rPr>
+              <w:t>983–998 nm</w:t>
+            </w:r>
+          </w:p>
+        </w:tc>
+        <w:tc>
+          <w:tcPr>
+            <w:tcW w:w="0" w:type="auto"/>
+            <w:vAlign w:val="center"/>
+            <w:hideMark/>
+          </w:tcPr>
+          <w:p>
+            <w:pPr>
+              <w:spacing w:after="0" w:line="240" w:lineRule="auto"/>
+              <w:rPr>
+                <w:rFonts w:ascii="Times New Roman" w:eastAsia="Times New Roman" w:hAnsi="Times New Roman" w:cs="Times New Roman"/>
+                <w:sz w:val="24"/>
+                <w:szCs w:val="24"/>
+              </w:rPr>
+            </w:pPr>
+            <w:r>
+              <w:rPr>
+                <w:rFonts w:ascii="Times New Roman" w:eastAsia="Times New Roman" w:hAnsi="Times New Roman" w:cs="Times New Roman"/>
+                <w:sz w:val="24"/>
+                <w:szCs w:val="24"/>
+              </w:rPr>
+              <w:t>Shoulder of the 970 nm water absorption band; leaf water content</w:t>
+            </w:r>
+          </w:p>
+        </w:tc>
+        <w:tc>
+          <w:tcPr>
+            <w:tcW w:w="0" w:type="auto"/>
+            <w:vAlign w:val="center"/>
+            <w:hideMark/>
+          </w:tcPr>
+          <w:p>
+            <w:pPr>
+              <w:spacing w:after="0" w:line="240" w:lineRule="auto"/>
+              <w:rPr>
+                <w:rFonts w:ascii="Times New Roman" w:eastAsia="Times New Roman" w:hAnsi="Times New Roman" w:cs="Times New Roman"/>
+                <w:sz w:val="24"/>
+                <w:szCs w:val="24"/>
+              </w:rPr>
+            </w:pPr>
+            <w:r>
+              <w:rPr>
+                <w:rFonts w:ascii="Times New Roman" w:eastAsia="Times New Roman" w:hAnsi="Times New Roman" w:cs="Times New Roman"/>
+                <w:sz w:val="24"/>
+                <w:szCs w:val="24"/>
+              </w:rPr>
+              <w:t>High</w:t>
+            </w:r>
+          </w:p>
+        </w:tc>
+      </w:tr>
+    </w:tbl>
+    <w:p>
+      <w:pPr>
+        <w:pStyle w:val="NormalWeb"/>
+      </w:pPr>
+      <w:bookmarkStart w:id="3" w:name="_GoBack"/>
+      <w:bookmarkEnd w:id="3"/>
     </w:p>
     <w:p>
       <w:pPr>
@@ -895,7 +1529,7 @@
 
 <file path=word/comments.xml><?xml version="1.0" encoding="utf-8"?>
 <w:comments xmlns:wpc="http://schemas.microsoft.com/office/word/2010/wordprocessingCanvas" xmlns:cx="http://schemas.microsoft.com/office/drawing/2014/chartex" xmlns:cx1="http://schemas.microsoft.com/office/drawing/2015/9/8/chartex" xmlns:cx2="http://schemas.microsoft.com/office/drawing/2015/10/21/chartex" xmlns:cx3="http://schemas.microsoft.com/office/drawing/2016/5/9/chartex" xmlns:cx4="http://schemas.microsoft.com/office/drawing/2016/5/10/chartex" xmlns:cx5="http://schemas.microsoft.com/office/drawing/2016/5/11/chartex" xmlns:cx6="http://schemas.microsoft.com/office/drawing/2016/5/12/chartex" xmlns:cx7="http://schemas.microsoft.com/office/drawing/2016/5/13/chartex" xmlns:cx8="http://schemas.microsoft.com/office/drawing/2016/5/14/chartex" xmlns:mc="http://schemas.openxmlformats.org/markup-compatibility/2006" xmlns:aink="http://schemas.microsoft.com/office/drawing/2016/ink" xmlns:am3d="http://schemas.microsoft.com/office/drawing/2017/model3d" xmlns:o="urn:schemas-microsoft-com:office:office" xmlns:r="http://schemas.openxmlformats.org/officeDocument/2006/relationships" xmlns:m="http://schemas.openxmlformats.org/officeDocument/2006/math" xmlns:v="urn:schemas-microsoft-com:vml" xmlns:wp14="http://schemas.microsoft.com/office/word/2010/wordprocessingDrawing" xmlns:wp="http://schemas.openxmlformats.org/drawingml/2006/wordprocessingDrawing" xmlns:w10="urn:schemas-microsoft-com:office:word" xmlns:w="http://schemas.openxmlformats.org/wordprocessingml/2006/main" xmlns:w14="http://schemas.microsoft.com/office/word/2010/wordml" xmlns:w15="http://schemas.microsoft.com/office/word/2012/wordml" xmlns:w16cid="http://schemas.microsoft.com/office/word/2016/wordml/cid" xmlns:w16se="http://schemas.microsoft.com/office/word/2015/wordml/symex" xmlns:wpg="http://schemas.microsoft.com/office/word/2010/wordprocessingGroup" xmlns:wpi="http://schemas.microsoft.com/office/word/2010/wordprocessingInk" xmlns:wne="http://schemas.microsoft.com/office/word/2006/wordml" xmlns:wps="http://schemas.microsoft.com/office/word/2010/wordprocessingShape" mc:Ignorable="w14 w15 w16se w16cid wp14">
-  <w:comment w:id="3" w:author="Evan Tenorio" w:date="2026-03-03T20:14:00Z" w:initials="P">
+  <w:comment w:id="2" w:author="Evan Tenorio" w:date="2026-03-03T20:14:00Z" w:initials="P">
     <w:p>
       <w:pPr>
         <w:pStyle w:val="CommentText"/>
@@ -1589,6 +2223,9 @@
 
 <file path=word/people.xml><?xml version="1.0" encoding="utf-8"?>
 <w15:people xmlns:wpc="http://schemas.microsoft.com/office/word/2010/wordprocessingCanvas" xmlns:cx="http://schemas.microsoft.com/office/drawing/2014/chartex" xmlns:cx1="http://schemas.microsoft.com/office/drawing/2015/9/8/chartex" xmlns:cx2="http://schemas.microsoft.com/office/drawing/2015/10/21/chartex" xmlns:cx3="http://schemas.microsoft.com/office/drawing/2016/5/9/chartex" xmlns:cx4="http://schemas.microsoft.com/office/drawing/2016/5/10/chartex" xmlns:cx5="http://schemas.microsoft.com/office/drawing/2016/5/11/chartex" xmlns:cx6="http://schemas.microsoft.com/office/drawing/2016/5/12/chartex" xmlns:cx7="http://schemas.microsoft.com/office/drawing/2016/5/13/chartex" xmlns:cx8="http://schemas.microsoft.com/office/drawing/2016/5/14/chartex" xmlns:mc="http://schemas.openxmlformats.org/markup-compatibility/2006" xmlns:aink="http://schemas.microsoft.com/office/drawing/2016/ink" xmlns:am3d="http://schemas.microsoft.com/office/drawing/2017/model3d" xmlns:o="urn:schemas-microsoft-com:office:office" xmlns:r="http://schemas.openxmlformats.org/officeDocument/2006/relationships" xmlns:m="http://schemas.openxmlformats.org/officeDocument/2006/math" xmlns:v="urn:schemas-microsoft-com:vml" xmlns:wp14="http://schemas.microsoft.com/office/word/2010/wordprocessingDrawing" xmlns:wp="http://schemas.openxmlformats.org/drawingml/2006/wordprocessingDrawing" xmlns:w10="urn:schemas-microsoft-com:office:word" xmlns:w="http://schemas.openxmlformats.org/wordprocessingml/2006/main" xmlns:w14="http://schemas.microsoft.com/office/word/2010/wordml" xmlns:w15="http://schemas.microsoft.com/office/word/2012/wordml" xmlns:w16cid="http://schemas.microsoft.com/office/word/2016/wordml/cid" xmlns:w16se="http://schemas.microsoft.com/office/word/2015/wordml/symex" xmlns:wpg="http://schemas.microsoft.com/office/word/2010/wordprocessingGroup" xmlns:wpi="http://schemas.microsoft.com/office/word/2010/wordprocessingInk" xmlns:wne="http://schemas.microsoft.com/office/word/2006/wordml" xmlns:wps="http://schemas.microsoft.com/office/word/2010/wordprocessingShape" mc:Ignorable="w14 w15 w16se w16cid wp14">
+  <w15:person w15:author="PaintRock">
+    <w15:presenceInfo w15:providerId="Windows Live" w15:userId="6e4bbb5638bc275b"/>
+  </w15:person>
   <w15:person w15:author="Evan Tenorio">
     <w15:presenceInfo w15:providerId="None" w15:userId="Evan Tenorio"/>
   </w15:person>
@@ -2144,6 +2781,28 @@
       <w:contextualSpacing/>
     </w:pPr>
   </w:style>
+  <w:style w:type="character" w:styleId="Strong">
+    <w:name w:val="Strong"/>
+    <w:basedOn w:val="DefaultParagraphFont"/>
+    <w:uiPriority w:val="22"/>
+    <w:qFormat/>
+    <w:rsid w:val="00406684"/>
+    <w:rPr>
+      <w:b/>
+      <w:bCs/>
+    </w:rPr>
+  </w:style>
+  <w:style w:type="character" w:styleId="Emphasis">
+    <w:name w:val="Emphasis"/>
+    <w:basedOn w:val="DefaultParagraphFont"/>
+    <w:uiPriority w:val="20"/>
+    <w:qFormat/>
+    <w:rsid w:val="00406684"/>
+    <w:rPr>
+      <w:i/>
+      <w:iCs/>
+    </w:rPr>
+  </w:style>
 </w:styles>
 </file>
 
@@ -2443,6 +3102,23 @@
 </file>
 
 <file path=customXml/item1.xml><?xml version="1.0" encoding="utf-8"?>
+<p:properties xmlns:p="http://schemas.microsoft.com/office/2006/metadata/properties" xmlns:xsi="http://www.w3.org/2001/XMLSchema-instance" xmlns:pc="http://schemas.microsoft.com/office/infopath/2007/PartnerControls">
+  <documentManagement>
+    <_activity xmlns="381ae226-ed8d-42b5-89e8-bafe2870bc59" xsi:nil="true"/>
+  </documentManagement>
+</p:properties>
+</file>
+
+<file path=customXml/item2.xml><?xml version="1.0" encoding="utf-8"?>
+<?mso-contentType ?>
+<FormTemplates xmlns="http://schemas.microsoft.com/sharepoint/v3/contenttype/forms">
+  <Display>DocumentLibraryForm</Display>
+  <Edit>DocumentLibraryForm</Edit>
+  <New>DocumentLibraryForm</New>
+</FormTemplates>
+</file>
+
+<file path=customXml/item3.xml><?xml version="1.0" encoding="utf-8"?>
 <ct:contentTypeSchema xmlns:ct="http://schemas.microsoft.com/office/2006/metadata/contentType" xmlns:ma="http://schemas.microsoft.com/office/2006/metadata/properties/metaAttributes" ct:_="" ma:_="" ma:contentTypeName="Document" ma:contentTypeID="0x01010083A36D63796CDA448658D4C6E26819E3" ma:contentTypeVersion="9" ma:contentTypeDescription="Create a new document." ma:contentTypeScope="" ma:versionID="bd90bb11296c2c4b5ba164726c460751">
   <xsd:schema xmlns:xsd="http://www.w3.org/2001/XMLSchema" xmlns:xs="http://www.w3.org/2001/XMLSchema" xmlns:p="http://schemas.microsoft.com/office/2006/metadata/properties" xmlns:ns3="381ae226-ed8d-42b5-89e8-bafe2870bc59" targetNamespace="http://schemas.microsoft.com/office/2006/metadata/properties" ma:root="true" ma:fieldsID="cb7e1957f95de54cde2589d9923a2bbb" ns3:_="">
     <xsd:import namespace="381ae226-ed8d-42b5-89e8-bafe2870bc59"/>
@@ -2618,24 +3294,31 @@
 </ct:contentTypeSchema>
 </file>
 
-<file path=customXml/item2.xml><?xml version="1.0" encoding="utf-8"?>
-<?mso-contentType ?>
-<FormTemplates xmlns="http://schemas.microsoft.com/sharepoint/v3/contenttype/forms">
-  <Display>DocumentLibraryForm</Display>
-  <Edit>DocumentLibraryForm</Edit>
-  <New>DocumentLibraryForm</New>
-</FormTemplates>
+<file path=customXml/itemProps1.xml><?xml version="1.0" encoding="utf-8"?>
+<ds:datastoreItem xmlns:ds="http://schemas.openxmlformats.org/officeDocument/2006/customXml" ds:itemID="{286FD02C-080F-456D-BB9F-C105DF439D1A}">
+  <ds:schemaRefs>
+    <ds:schemaRef ds:uri="http://schemas.openxmlformats.org/package/2006/metadata/core-properties"/>
+    <ds:schemaRef ds:uri="http://schemas.microsoft.com/office/2006/metadata/properties"/>
+    <ds:schemaRef ds:uri="381ae226-ed8d-42b5-89e8-bafe2870bc59"/>
+    <ds:schemaRef ds:uri="http://purl.org/dc/elements/1.1/"/>
+    <ds:schemaRef ds:uri="http://purl.org/dc/dcmitype/"/>
+    <ds:schemaRef ds:uri="http://schemas.microsoft.com/office/2006/documentManagement/types"/>
+    <ds:schemaRef ds:uri="http://schemas.microsoft.com/office/infopath/2007/PartnerControls"/>
+    <ds:schemaRef ds:uri="http://www.w3.org/XML/1998/namespace"/>
+    <ds:schemaRef ds:uri="http://purl.org/dc/terms/"/>
+  </ds:schemaRefs>
+</ds:datastoreItem>
 </file>
 
-<file path=customXml/item3.xml><?xml version="1.0" encoding="utf-8"?>
-<p:properties xmlns:p="http://schemas.microsoft.com/office/2006/metadata/properties" xmlns:xsi="http://www.w3.org/2001/XMLSchema-instance" xmlns:pc="http://schemas.microsoft.com/office/infopath/2007/PartnerControls">
-  <documentManagement>
-    <_activity xmlns="381ae226-ed8d-42b5-89e8-bafe2870bc59" xsi:nil="true"/>
-  </documentManagement>
-</p:properties>
+<file path=customXml/itemProps2.xml><?xml version="1.0" encoding="utf-8"?>
+<ds:datastoreItem xmlns:ds="http://schemas.openxmlformats.org/officeDocument/2006/customXml" ds:itemID="{E86C7B11-1CB1-4AE1-A9C4-289C54A9535E}">
+  <ds:schemaRefs>
+    <ds:schemaRef ds:uri="http://schemas.microsoft.com/sharepoint/v3/contenttype/forms"/>
+  </ds:schemaRefs>
+</ds:datastoreItem>
 </file>
 
-<file path=customXml/itemProps1.xml><?xml version="1.0" encoding="utf-8"?>
+<file path=customXml/itemProps3.xml><?xml version="1.0" encoding="utf-8"?>
 <ds:datastoreItem xmlns:ds="http://schemas.openxmlformats.org/officeDocument/2006/customXml" ds:itemID="{3B5F7607-B9AB-445C-8082-EB554096BB03}">
   <ds:schemaRefs>
     <ds:schemaRef ds:uri="http://schemas.microsoft.com/office/2006/metadata/contentType"/>
@@ -2651,28 +3334,4 @@
     <ds:schemaRef ds:uri="http://schemas.microsoft.com/internal/obd"/>
   </ds:schemaRefs>
 </ds:datastoreItem>
-</file>
-
-<file path=customXml/itemProps2.xml><?xml version="1.0" encoding="utf-8"?>
-<ds:datastoreItem xmlns:ds="http://schemas.openxmlformats.org/officeDocument/2006/customXml" ds:itemID="{E86C7B11-1CB1-4AE1-A9C4-289C54A9535E}">
-  <ds:schemaRefs>
-    <ds:schemaRef ds:uri="http://schemas.microsoft.com/sharepoint/v3/contenttype/forms"/>
-  </ds:schemaRefs>
-</ds:datastoreItem>
-</file>
-
-<file path=customXml/itemProps3.xml><?xml version="1.0" encoding="utf-8"?>
-<ds:datastoreItem xmlns:ds="http://schemas.openxmlformats.org/officeDocument/2006/customXml" ds:itemID="{286FD02C-080F-456D-BB9F-C105DF439D1A}">
-  <ds:schemaRefs>
-    <ds:schemaRef ds:uri="http://purl.org/dc/terms/"/>
-    <ds:schemaRef ds:uri="http://purl.org/dc/elements/1.1/"/>
-    <ds:schemaRef ds:uri="http://schemas.microsoft.com/office/2006/documentManagement/types"/>
-    <ds:schemaRef ds:uri="http://schemas.microsoft.com/office/2006/metadata/properties"/>
-    <ds:schemaRef ds:uri="http://schemas.openxmlformats.org/package/2006/metadata/core-properties"/>
-    <ds:schemaRef ds:uri="http://purl.org/dc/dcmitype/"/>
-    <ds:schemaRef ds:uri="381ae226-ed8d-42b5-89e8-bafe2870bc59"/>
-    <ds:schemaRef ds:uri="http://schemas.microsoft.com/office/infopath/2007/PartnerControls"/>
-    <ds:schemaRef ds:uri="http://www.w3.org/XML/1998/namespace"/>
-  </ds:schemaRefs>
-</ds:datastoreItem>
 </file>
--- a/Documents/SVH Outline.docx
+++ b/Documents/SVH Outline.docx
@@ -865,7 +865,15 @@
         <w:pStyle w:val="NormalWeb"/>
       </w:pPr>
       <w:r>
-        <w:t>PC1 is a brightness-dominated component. Approximately 80–85% of its variation is explained by overall reflectance, indicating that it primarily represents canopy brightness or albedo. The remaining variation likely reflects structural and ecological factors that influence reflectance magnitude, including canopy architecture, shadowing, background mixing, and species-related differences.</w:t>
+        <w:t>PC1 is a brightness-dominated component. Approximately 80–</w:t>
+      </w:r>
+      <w:r>
+        <w:t>90</w:t>
+      </w:r>
+      <w:bookmarkStart w:id="3" w:name="_GoBack"/>
+      <w:bookmarkEnd w:id="3"/>
+      <w:r>
+        <w:t>% of its variation is explained by overall reflectance, indicating that it primarily represents canopy brightness or albedo. The remaining variation likely reflects structural and ecological factors that influence reflectance magnitude, including canopy architecture, shadowing, background mixing, and species-related differences.</w:t>
       </w:r>
     </w:p>
     <w:tbl>
@@ -1498,8 +1506,6 @@
       <w:pPr>
         <w:pStyle w:val="NormalWeb"/>
       </w:pPr>
-      <w:bookmarkStart w:id="3" w:name="_GoBack"/>
-      <w:bookmarkEnd w:id="3"/>
     </w:p>
     <w:p>
       <w:pPr>
@@ -2633,7 +2639,6 @@
   <w:style w:type="character" w:default="1" w:styleId="DefaultParagraphFont">
     <w:name w:val="Default Paragraph Font"/>
     <w:uiPriority w:val="1"/>
-    <w:semiHidden/>
     <w:unhideWhenUsed/>
   </w:style>
   <w:style w:type="table" w:default="1" w:styleId="TableNormal">
@@ -3102,23 +3107,6 @@
 </file>
 
 <file path=customXml/item1.xml><?xml version="1.0" encoding="utf-8"?>
-<p:properties xmlns:p="http://schemas.microsoft.com/office/2006/metadata/properties" xmlns:xsi="http://www.w3.org/2001/XMLSchema-instance" xmlns:pc="http://schemas.microsoft.com/office/infopath/2007/PartnerControls">
-  <documentManagement>
-    <_activity xmlns="381ae226-ed8d-42b5-89e8-bafe2870bc59" xsi:nil="true"/>
-  </documentManagement>
-</p:properties>
-</file>
-
-<file path=customXml/item2.xml><?xml version="1.0" encoding="utf-8"?>
-<?mso-contentType ?>
-<FormTemplates xmlns="http://schemas.microsoft.com/sharepoint/v3/contenttype/forms">
-  <Display>DocumentLibraryForm</Display>
-  <Edit>DocumentLibraryForm</Edit>
-  <New>DocumentLibraryForm</New>
-</FormTemplates>
-</file>
-
-<file path=customXml/item3.xml><?xml version="1.0" encoding="utf-8"?>
 <ct:contentTypeSchema xmlns:ct="http://schemas.microsoft.com/office/2006/metadata/contentType" xmlns:ma="http://schemas.microsoft.com/office/2006/metadata/properties/metaAttributes" ct:_="" ma:_="" ma:contentTypeName="Document" ma:contentTypeID="0x01010083A36D63796CDA448658D4C6E26819E3" ma:contentTypeVersion="9" ma:contentTypeDescription="Create a new document." ma:contentTypeScope="" ma:versionID="bd90bb11296c2c4b5ba164726c460751">
   <xsd:schema xmlns:xsd="http://www.w3.org/2001/XMLSchema" xmlns:xs="http://www.w3.org/2001/XMLSchema" xmlns:p="http://schemas.microsoft.com/office/2006/metadata/properties" xmlns:ns3="381ae226-ed8d-42b5-89e8-bafe2870bc59" targetNamespace="http://schemas.microsoft.com/office/2006/metadata/properties" ma:root="true" ma:fieldsID="cb7e1957f95de54cde2589d9923a2bbb" ns3:_="">
     <xsd:import namespace="381ae226-ed8d-42b5-89e8-bafe2870bc59"/>
@@ -3294,31 +3282,24 @@
 </ct:contentTypeSchema>
 </file>
 
-<file path=customXml/itemProps1.xml><?xml version="1.0" encoding="utf-8"?>
-<ds:datastoreItem xmlns:ds="http://schemas.openxmlformats.org/officeDocument/2006/customXml" ds:itemID="{286FD02C-080F-456D-BB9F-C105DF439D1A}">
-  <ds:schemaRefs>
-    <ds:schemaRef ds:uri="http://schemas.openxmlformats.org/package/2006/metadata/core-properties"/>
-    <ds:schemaRef ds:uri="http://schemas.microsoft.com/office/2006/metadata/properties"/>
-    <ds:schemaRef ds:uri="381ae226-ed8d-42b5-89e8-bafe2870bc59"/>
-    <ds:schemaRef ds:uri="http://purl.org/dc/elements/1.1/"/>
-    <ds:schemaRef ds:uri="http://purl.org/dc/dcmitype/"/>
-    <ds:schemaRef ds:uri="http://schemas.microsoft.com/office/2006/documentManagement/types"/>
-    <ds:schemaRef ds:uri="http://schemas.microsoft.com/office/infopath/2007/PartnerControls"/>
-    <ds:schemaRef ds:uri="http://www.w3.org/XML/1998/namespace"/>
-    <ds:schemaRef ds:uri="http://purl.org/dc/terms/"/>
-  </ds:schemaRefs>
-</ds:datastoreItem>
+<file path=customXml/item2.xml><?xml version="1.0" encoding="utf-8"?>
+<?mso-contentType ?>
+<FormTemplates xmlns="http://schemas.microsoft.com/sharepoint/v3/contenttype/forms">
+  <Display>DocumentLibraryForm</Display>
+  <Edit>DocumentLibraryForm</Edit>
+  <New>DocumentLibraryForm</New>
+</FormTemplates>
 </file>
 
-<file path=customXml/itemProps2.xml><?xml version="1.0" encoding="utf-8"?>
-<ds:datastoreItem xmlns:ds="http://schemas.openxmlformats.org/officeDocument/2006/customXml" ds:itemID="{E86C7B11-1CB1-4AE1-A9C4-289C54A9535E}">
-  <ds:schemaRefs>
-    <ds:schemaRef ds:uri="http://schemas.microsoft.com/sharepoint/v3/contenttype/forms"/>
-  </ds:schemaRefs>
-</ds:datastoreItem>
+<file path=customXml/item3.xml><?xml version="1.0" encoding="utf-8"?>
+<p:properties xmlns:p="http://schemas.microsoft.com/office/2006/metadata/properties" xmlns:xsi="http://www.w3.org/2001/XMLSchema-instance" xmlns:pc="http://schemas.microsoft.com/office/infopath/2007/PartnerControls">
+  <documentManagement>
+    <_activity xmlns="381ae226-ed8d-42b5-89e8-bafe2870bc59" xsi:nil="true"/>
+  </documentManagement>
+</p:properties>
 </file>
 
-<file path=customXml/itemProps3.xml><?xml version="1.0" encoding="utf-8"?>
+<file path=customXml/itemProps1.xml><?xml version="1.0" encoding="utf-8"?>
 <ds:datastoreItem xmlns:ds="http://schemas.openxmlformats.org/officeDocument/2006/customXml" ds:itemID="{3B5F7607-B9AB-445C-8082-EB554096BB03}">
   <ds:schemaRefs>
     <ds:schemaRef ds:uri="http://schemas.microsoft.com/office/2006/metadata/contentType"/>
@@ -3334,4 +3315,28 @@
     <ds:schemaRef ds:uri="http://schemas.microsoft.com/internal/obd"/>
   </ds:schemaRefs>
 </ds:datastoreItem>
+</file>
+
+<file path=customXml/itemProps2.xml><?xml version="1.0" encoding="utf-8"?>
+<ds:datastoreItem xmlns:ds="http://schemas.openxmlformats.org/officeDocument/2006/customXml" ds:itemID="{E86C7B11-1CB1-4AE1-A9C4-289C54A9535E}">
+  <ds:schemaRefs>
+    <ds:schemaRef ds:uri="http://schemas.microsoft.com/sharepoint/v3/contenttype/forms"/>
+  </ds:schemaRefs>
+</ds:datastoreItem>
+</file>
+
+<file path=customXml/itemProps3.xml><?xml version="1.0" encoding="utf-8"?>
+<ds:datastoreItem xmlns:ds="http://schemas.openxmlformats.org/officeDocument/2006/customXml" ds:itemID="{286FD02C-080F-456D-BB9F-C105DF439D1A}">
+  <ds:schemaRefs>
+    <ds:schemaRef ds:uri="381ae226-ed8d-42b5-89e8-bafe2870bc59"/>
+    <ds:schemaRef ds:uri="http://schemas.microsoft.com/office/infopath/2007/PartnerControls"/>
+    <ds:schemaRef ds:uri="http://www.w3.org/XML/1998/namespace"/>
+    <ds:schemaRef ds:uri="http://schemas.microsoft.com/office/2006/documentManagement/types"/>
+    <ds:schemaRef ds:uri="http://schemas.openxmlformats.org/package/2006/metadata/core-properties"/>
+    <ds:schemaRef ds:uri="http://purl.org/dc/elements/1.1/"/>
+    <ds:schemaRef ds:uri="http://schemas.microsoft.com/office/2006/metadata/properties"/>
+    <ds:schemaRef ds:uri="http://purl.org/dc/dcmitype/"/>
+    <ds:schemaRef ds:uri="http://purl.org/dc/terms/"/>
+  </ds:schemaRefs>
+</ds:datastoreItem>
 </file>